--- a/uploads/gi_contributions/Introduction__Reputation.docx
+++ b/uploads/gi_contributions/Introduction__Reputation.docx
@@ -4,898 +4,2652 @@
   <w:body>
     <w:p>
       <w:pPr>
+        <w:pStyle w:val="Heading2"/>
         <w:rPr>
           <w:rFonts w:ascii="Arial" w:hAnsi="Arial" w:cs="Arial"/>
-          <w:sz w:val="22"/>
-          <w:szCs w:val="22"/>
-        </w:rPr>
-      </w:pPr>
+          <w:b/>
+          <w:bCs/>
+          <w:color w:val="000000" w:themeColor="text1"/>
+          <w:sz w:val="24"/>
+          <w:szCs w:val="24"/>
+        </w:rPr>
+      </w:pPr>
+      <w:bookmarkStart w:id="0" w:name="_Toc199255592"/>
       <w:r>
         <w:rPr>
           <w:rFonts w:ascii="Arial" w:hAnsi="Arial" w:cs="Arial"/>
-          <w:sz w:val="22"/>
-          <w:szCs w:val="22"/>
-        </w:rPr>
-        <w:t>I.</w:t>
-      </w:r>
-      <w:r>
-        <w:rPr>
-          <w:rFonts w:ascii="Arial" w:hAnsi="Arial" w:cs="Arial"/>
-          <w:sz w:val="22"/>
-          <w:szCs w:val="22"/>
-        </w:rPr>
-        <w:tab/>
+          <w:b/>
+          <w:bCs/>
+          <w:color w:val="000000" w:themeColor="text1"/>
+          <w:sz w:val="24"/>
+          <w:szCs w:val="24"/>
+        </w:rPr>
         <w:t>Introduction</w:t>
       </w:r>
+      <w:bookmarkEnd w:id="0"/>
     </w:p>
     <w:p>
       <w:pPr>
-        <w:rPr>
-          <w:rFonts w:ascii="Arial" w:hAnsi="Arial" w:cs="Arial"/>
-          <w:sz w:val="22"/>
-          <w:szCs w:val="22"/>
-        </w:rPr>
-      </w:pPr>
+        <w:pBdr>
+          <w:top w:val="nil"/>
+          <w:left w:val="nil"/>
+          <w:bottom w:val="nil"/>
+          <w:right w:val="nil"/>
+          <w:between w:val="nil"/>
+        </w:pBdr>
+        <w:spacing w:after="0" w:line="276" w:lineRule="auto"/>
+        <w:ind w:left="1080"/>
+        <w:jc w:val="both"/>
+        <w:rPr>
+          <w:rFonts w:ascii="Arial" w:eastAsia="Arial" w:hAnsi="Arial" w:cs="Arial"/>
+          <w:b/>
+          <w:color w:val="000000"/>
+          <w:sz w:val="24"/>
+          <w:szCs w:val="24"/>
+        </w:rPr>
+      </w:pPr>
+      <w:r>
+        <w:rPr>
+          <w:rFonts w:ascii="Arial" w:eastAsia="Arial" w:hAnsi="Arial" w:cs="Arial"/>
+          <w:b/>
+          <w:color w:val="000000"/>
+          <w:sz w:val="24"/>
+          <w:szCs w:val="24"/>
+        </w:rPr>
+        <w:t xml:space="preserve"> </w:t>
+      </w:r>
     </w:p>
     <w:p>
       <w:pPr>
-        <w:rPr>
-          <w:rFonts w:ascii="Arial" w:hAnsi="Arial" w:cs="Arial"/>
-          <w:sz w:val="22"/>
-          <w:szCs w:val="22"/>
-        </w:rPr>
-      </w:pPr>
-      <w:proofErr w:type="spellStart"/>
-      <w:r>
-        <w:rPr>
-          <w:rFonts w:ascii="Arial" w:hAnsi="Arial" w:cs="Arial"/>
-          <w:sz w:val="22"/>
-          <w:szCs w:val="22"/>
-        </w:rPr>
-        <w:t>Guimaras</w:t>
-      </w:r>
-      <w:proofErr w:type="spellEnd"/>
-      <w:r>
-        <w:rPr>
-          <w:rFonts w:ascii="Arial" w:hAnsi="Arial" w:cs="Arial"/>
-          <w:sz w:val="22"/>
-          <w:szCs w:val="22"/>
-        </w:rPr>
-        <w:t xml:space="preserve"> is a well-known mango-producing province in the Philippines. Mangoes in </w:t>
-      </w:r>
-      <w:proofErr w:type="spellStart"/>
-      <w:r>
-        <w:rPr>
-          <w:rFonts w:ascii="Arial" w:hAnsi="Arial" w:cs="Arial"/>
-          <w:sz w:val="22"/>
-          <w:szCs w:val="22"/>
-        </w:rPr>
-        <w:t>Guimaras</w:t>
-      </w:r>
-      <w:proofErr w:type="spellEnd"/>
-      <w:r>
-        <w:rPr>
-          <w:rFonts w:ascii="Arial" w:hAnsi="Arial" w:cs="Arial"/>
-          <w:sz w:val="22"/>
-          <w:szCs w:val="22"/>
-        </w:rPr>
-        <w:t xml:space="preserve"> are very popular all over the world because of its very exotic taste. It has a unique sweetness, firm flesh, sweet-smelling aroma, thin seeds as well as peel (Eligio, 2017).</w:t>
+        <w:pBdr>
+          <w:top w:val="nil"/>
+          <w:left w:val="nil"/>
+          <w:bottom w:val="nil"/>
+          <w:right w:val="nil"/>
+          <w:between w:val="nil"/>
+        </w:pBdr>
+        <w:spacing w:line="276" w:lineRule="auto"/>
+        <w:ind w:firstLine="709"/>
+        <w:jc w:val="both"/>
+        <w:rPr>
+          <w:rFonts w:ascii="Arial" w:eastAsia="Arial" w:hAnsi="Arial" w:cs="Arial"/>
+          <w:bCs/>
+          <w:color w:val="000000"/>
+          <w:sz w:val="24"/>
+          <w:szCs w:val="24"/>
+        </w:rPr>
+      </w:pPr>
+      <w:r>
+        <w:rPr>
+          <w:rFonts w:ascii="Arial" w:eastAsia="Arial" w:hAnsi="Arial" w:cs="Arial"/>
+          <w:bCs/>
+          <w:color w:val="000000"/>
+          <w:sz w:val="24"/>
+          <w:szCs w:val="24"/>
+        </w:rPr>
+        <w:t>The Batangas Coffee Federation (</w:t>
+      </w:r>
+      <w:proofErr w:type="spellStart"/>
+      <w:r>
+        <w:rPr>
+          <w:rFonts w:ascii="Arial" w:eastAsia="Arial" w:hAnsi="Arial" w:cs="Arial"/>
+          <w:bCs/>
+          <w:color w:val="000000"/>
+          <w:sz w:val="24"/>
+          <w:szCs w:val="24"/>
+        </w:rPr>
+        <w:t>BaCofFed</w:t>
+      </w:r>
+      <w:proofErr w:type="spellEnd"/>
+      <w:r>
+        <w:rPr>
+          <w:rFonts w:ascii="Arial" w:eastAsia="Arial" w:hAnsi="Arial" w:cs="Arial"/>
+          <w:bCs/>
+          <w:color w:val="000000"/>
+          <w:sz w:val="24"/>
+          <w:szCs w:val="24"/>
+        </w:rPr>
+        <w:t xml:space="preserve">) commits to preserving and promoting the rich heritage of Batangas </w:t>
+      </w:r>
+      <w:proofErr w:type="spellStart"/>
+      <w:r>
+        <w:rPr>
+          <w:rFonts w:ascii="Arial" w:eastAsia="Arial" w:hAnsi="Arial" w:cs="Arial"/>
+          <w:bCs/>
+          <w:i/>
+          <w:iCs/>
+          <w:color w:val="000000"/>
+          <w:sz w:val="24"/>
+          <w:szCs w:val="24"/>
+        </w:rPr>
+        <w:t>kapeng</w:t>
+      </w:r>
+      <w:proofErr w:type="spellEnd"/>
+      <w:r>
+        <w:rPr>
+          <w:rFonts w:ascii="Arial" w:eastAsia="Arial" w:hAnsi="Arial" w:cs="Arial"/>
+          <w:bCs/>
+          <w:i/>
+          <w:iCs/>
+          <w:color w:val="000000"/>
+          <w:sz w:val="24"/>
+          <w:szCs w:val="24"/>
+        </w:rPr>
+        <w:t xml:space="preserve"> </w:t>
+      </w:r>
+      <w:proofErr w:type="spellStart"/>
+      <w:r>
+        <w:rPr>
+          <w:rFonts w:ascii="Arial" w:eastAsia="Arial" w:hAnsi="Arial" w:cs="Arial"/>
+          <w:bCs/>
+          <w:i/>
+          <w:iCs/>
+          <w:color w:val="000000"/>
+          <w:sz w:val="24"/>
+          <w:szCs w:val="24"/>
+        </w:rPr>
+        <w:t>barako</w:t>
+      </w:r>
+      <w:proofErr w:type="spellEnd"/>
+      <w:r>
+        <w:rPr>
+          <w:rFonts w:ascii="Arial" w:eastAsia="Arial" w:hAnsi="Arial" w:cs="Arial"/>
+          <w:bCs/>
+          <w:color w:val="000000"/>
+          <w:sz w:val="24"/>
+          <w:szCs w:val="24"/>
+        </w:rPr>
+        <w:t xml:space="preserve">, a well-known variety of coffee cultivated in the province of Batangas for generations.  The Technical Working Group (TWG) developed this Code of Practice to establish standards for the production, processing, and marketing of Batangas </w:t>
+      </w:r>
+      <w:proofErr w:type="spellStart"/>
+      <w:r>
+        <w:rPr>
+          <w:rFonts w:ascii="Arial" w:eastAsia="Arial" w:hAnsi="Arial" w:cs="Arial"/>
+          <w:bCs/>
+          <w:i/>
+          <w:iCs/>
+          <w:color w:val="000000"/>
+          <w:sz w:val="24"/>
+          <w:szCs w:val="24"/>
+        </w:rPr>
+        <w:t>kapeng</w:t>
+      </w:r>
+      <w:proofErr w:type="spellEnd"/>
+      <w:r>
+        <w:rPr>
+          <w:rFonts w:ascii="Arial" w:eastAsia="Arial" w:hAnsi="Arial" w:cs="Arial"/>
+          <w:bCs/>
+          <w:i/>
+          <w:iCs/>
+          <w:color w:val="000000"/>
+          <w:sz w:val="24"/>
+          <w:szCs w:val="24"/>
+        </w:rPr>
+        <w:t xml:space="preserve"> </w:t>
+      </w:r>
+      <w:proofErr w:type="spellStart"/>
+      <w:r>
+        <w:rPr>
+          <w:rFonts w:ascii="Arial" w:eastAsia="Arial" w:hAnsi="Arial" w:cs="Arial"/>
+          <w:bCs/>
+          <w:i/>
+          <w:iCs/>
+          <w:color w:val="000000"/>
+          <w:sz w:val="24"/>
+          <w:szCs w:val="24"/>
+        </w:rPr>
+        <w:t>barako</w:t>
+      </w:r>
+      <w:proofErr w:type="spellEnd"/>
+      <w:r>
+        <w:rPr>
+          <w:rFonts w:ascii="Arial" w:eastAsia="Arial" w:hAnsi="Arial" w:cs="Arial"/>
+          <w:bCs/>
+          <w:color w:val="000000"/>
+          <w:sz w:val="24"/>
+          <w:szCs w:val="24"/>
+        </w:rPr>
+        <w:t xml:space="preserve"> to ensure quality, authenticity, and sustainability.  By setting clear guidelines, the TWG, which will become the Batangas Coffee Board (BCB), aims to protect the integrity of this unique coffee variety while supporting the local coffee-growing community, i.e., the </w:t>
+      </w:r>
+      <w:proofErr w:type="spellStart"/>
+      <w:r>
+        <w:rPr>
+          <w:rFonts w:ascii="Arial" w:eastAsia="Arial" w:hAnsi="Arial" w:cs="Arial"/>
+          <w:bCs/>
+          <w:color w:val="000000"/>
+          <w:sz w:val="24"/>
+          <w:szCs w:val="24"/>
+        </w:rPr>
+        <w:t>Batangueño</w:t>
+      </w:r>
+      <w:proofErr w:type="spellEnd"/>
+      <w:r>
+        <w:rPr>
+          <w:rFonts w:ascii="Arial" w:eastAsia="Arial" w:hAnsi="Arial" w:cs="Arial"/>
+          <w:bCs/>
+          <w:color w:val="000000"/>
+          <w:sz w:val="24"/>
+          <w:szCs w:val="24"/>
+        </w:rPr>
+        <w:t xml:space="preserve"> farmers.</w:t>
       </w:r>
     </w:p>
     <w:p>
       <w:pPr>
-        <w:rPr>
-          <w:rFonts w:ascii="Arial" w:hAnsi="Arial" w:cs="Arial"/>
-          <w:sz w:val="22"/>
-          <w:szCs w:val="22"/>
-        </w:rPr>
-      </w:pPr>
+        <w:pBdr>
+          <w:top w:val="nil"/>
+          <w:left w:val="nil"/>
+          <w:bottom w:val="nil"/>
+          <w:right w:val="nil"/>
+          <w:between w:val="nil"/>
+        </w:pBdr>
+        <w:spacing w:line="276" w:lineRule="auto"/>
+        <w:ind w:firstLine="709"/>
+        <w:jc w:val="both"/>
+        <w:rPr>
+          <w:rFonts w:ascii="Arial" w:eastAsia="Arial" w:hAnsi="Arial" w:cs="Arial"/>
+          <w:bCs/>
+          <w:color w:val="000000"/>
+          <w:sz w:val="24"/>
+          <w:szCs w:val="24"/>
+        </w:rPr>
+      </w:pPr>
+      <w:r>
+        <w:rPr>
+          <w:rFonts w:ascii="Arial" w:eastAsia="Arial" w:hAnsi="Arial" w:cs="Arial"/>
+          <w:bCs/>
+          <w:color w:val="000000"/>
+          <w:sz w:val="24"/>
+          <w:szCs w:val="24"/>
+        </w:rPr>
+        <w:t xml:space="preserve">This document outlines best practices for cultivation, harvesting, processing, and distribution, aligning with national and international quality standards.  It also emphasizes environmental sustainability and fair-trade principles to ensure that the production of Batangas </w:t>
+      </w:r>
+      <w:proofErr w:type="spellStart"/>
+      <w:r>
+        <w:rPr>
+          <w:rFonts w:ascii="Arial" w:eastAsia="Arial" w:hAnsi="Arial" w:cs="Arial"/>
+          <w:bCs/>
+          <w:i/>
+          <w:iCs/>
+          <w:color w:val="000000"/>
+          <w:sz w:val="24"/>
+          <w:szCs w:val="24"/>
+        </w:rPr>
+        <w:t>kapeng</w:t>
+      </w:r>
+      <w:proofErr w:type="spellEnd"/>
+      <w:r>
+        <w:rPr>
+          <w:rFonts w:ascii="Arial" w:eastAsia="Arial" w:hAnsi="Arial" w:cs="Arial"/>
+          <w:bCs/>
+          <w:i/>
+          <w:iCs/>
+          <w:color w:val="000000"/>
+          <w:sz w:val="24"/>
+          <w:szCs w:val="24"/>
+        </w:rPr>
+        <w:t xml:space="preserve"> </w:t>
+      </w:r>
+      <w:proofErr w:type="spellStart"/>
+      <w:r>
+        <w:rPr>
+          <w:rFonts w:ascii="Arial" w:eastAsia="Arial" w:hAnsi="Arial" w:cs="Arial"/>
+          <w:bCs/>
+          <w:i/>
+          <w:iCs/>
+          <w:color w:val="000000"/>
+          <w:sz w:val="24"/>
+          <w:szCs w:val="24"/>
+        </w:rPr>
+        <w:t>barako</w:t>
+      </w:r>
+      <w:proofErr w:type="spellEnd"/>
+      <w:r>
+        <w:rPr>
+          <w:rFonts w:ascii="Arial" w:eastAsia="Arial" w:hAnsi="Arial" w:cs="Arial"/>
+          <w:bCs/>
+          <w:i/>
+          <w:iCs/>
+          <w:color w:val="000000"/>
+          <w:sz w:val="24"/>
+          <w:szCs w:val="24"/>
+        </w:rPr>
+        <w:t xml:space="preserve"> </w:t>
+      </w:r>
+      <w:r>
+        <w:rPr>
+          <w:rFonts w:ascii="Arial" w:eastAsia="Arial" w:hAnsi="Arial" w:cs="Arial"/>
+          <w:bCs/>
+          <w:color w:val="000000"/>
+          <w:sz w:val="24"/>
+          <w:szCs w:val="24"/>
+        </w:rPr>
+        <w:t xml:space="preserve">continues to benefit both farmers and consumers.  Through this initiative, the BCB seeks to strengthen the reputation of Batangas as a premier coffee-producing region and safeguard the cultural and economic significance of </w:t>
+      </w:r>
+      <w:proofErr w:type="spellStart"/>
+      <w:r>
+        <w:rPr>
+          <w:rFonts w:ascii="Arial" w:eastAsia="Arial" w:hAnsi="Arial" w:cs="Arial"/>
+          <w:bCs/>
+          <w:i/>
+          <w:iCs/>
+          <w:color w:val="000000"/>
+          <w:sz w:val="24"/>
+          <w:szCs w:val="24"/>
+        </w:rPr>
+        <w:t>kapeng</w:t>
+      </w:r>
+      <w:proofErr w:type="spellEnd"/>
+      <w:r>
+        <w:rPr>
+          <w:rFonts w:ascii="Arial" w:eastAsia="Arial" w:hAnsi="Arial" w:cs="Arial"/>
+          <w:bCs/>
+          <w:i/>
+          <w:iCs/>
+          <w:color w:val="000000"/>
+          <w:sz w:val="24"/>
+          <w:szCs w:val="24"/>
+        </w:rPr>
+        <w:t xml:space="preserve"> </w:t>
+      </w:r>
+      <w:proofErr w:type="spellStart"/>
+      <w:r>
+        <w:rPr>
+          <w:rFonts w:ascii="Arial" w:eastAsia="Arial" w:hAnsi="Arial" w:cs="Arial"/>
+          <w:bCs/>
+          <w:i/>
+          <w:iCs/>
+          <w:color w:val="000000"/>
+          <w:sz w:val="24"/>
+          <w:szCs w:val="24"/>
+        </w:rPr>
+        <w:t>barako</w:t>
+      </w:r>
+      <w:proofErr w:type="spellEnd"/>
+      <w:r>
+        <w:rPr>
+          <w:rFonts w:ascii="Arial" w:eastAsia="Arial" w:hAnsi="Arial" w:cs="Arial"/>
+          <w:bCs/>
+          <w:color w:val="000000"/>
+          <w:sz w:val="24"/>
+          <w:szCs w:val="24"/>
+        </w:rPr>
+        <w:t xml:space="preserve"> for future generations.</w:t>
+      </w:r>
     </w:p>
     <w:p>
       <w:pPr>
-        <w:rPr>
-          <w:rFonts w:ascii="Arial" w:hAnsi="Arial" w:cs="Arial"/>
-          <w:sz w:val="22"/>
-          <w:szCs w:val="22"/>
-        </w:rPr>
-      </w:pPr>
-      <w:r>
-        <w:rPr>
-          <w:rFonts w:ascii="Arial" w:hAnsi="Arial" w:cs="Arial"/>
-          <w:sz w:val="22"/>
-          <w:szCs w:val="22"/>
-        </w:rPr>
-        <w:t xml:space="preserve">The GMGPDC (the collective group) intends to register the </w:t>
-      </w:r>
-      <w:proofErr w:type="spellStart"/>
-      <w:r>
-        <w:rPr>
-          <w:rFonts w:ascii="Arial" w:hAnsi="Arial" w:cs="Arial"/>
-          <w:sz w:val="22"/>
-          <w:szCs w:val="22"/>
-        </w:rPr>
-        <w:t>Guimaras</w:t>
-      </w:r>
-      <w:proofErr w:type="spellEnd"/>
-      <w:r>
-        <w:rPr>
-          <w:rFonts w:ascii="Arial" w:hAnsi="Arial" w:cs="Arial"/>
-          <w:sz w:val="22"/>
-          <w:szCs w:val="22"/>
-        </w:rPr>
-        <w:t xml:space="preserve"> Mango as a Geographical Indication (GI) with the Intellectual Property Office of the Philippines (IPOPHL). A geographical indication is a sign used on products that have a specific geographical origin and hold qualities or reputation that are due to that origin. Moreover, the qualities, characteristics or reputation of the product should be essentially due to the place of origin. There is a clear link between the product and its original place of production, since the qualities depend on the geographical place of production (WIPO, 2017). A GI registration is sought to protect the specific qualities of the </w:t>
-      </w:r>
-      <w:proofErr w:type="spellStart"/>
-      <w:r>
-        <w:rPr>
-          <w:rFonts w:ascii="Arial" w:hAnsi="Arial" w:cs="Arial"/>
-          <w:sz w:val="22"/>
-          <w:szCs w:val="22"/>
-        </w:rPr>
-        <w:t>Guimaras</w:t>
-      </w:r>
-      <w:proofErr w:type="spellEnd"/>
-      <w:r>
-        <w:rPr>
-          <w:rFonts w:ascii="Arial" w:hAnsi="Arial" w:cs="Arial"/>
-          <w:sz w:val="22"/>
-          <w:szCs w:val="22"/>
-        </w:rPr>
-        <w:t xml:space="preserve"> Mango that are linked to its geographical territory and to protect the reputation it has earned throughout the years. The specific qualities and their links to the natural conditions of the territory and/or to specific farm/production practices are as follows:</w:t>
+        <w:pBdr>
+          <w:top w:val="nil"/>
+          <w:left w:val="nil"/>
+          <w:bottom w:val="nil"/>
+          <w:right w:val="nil"/>
+          <w:between w:val="nil"/>
+        </w:pBdr>
+        <w:spacing w:line="276" w:lineRule="auto"/>
+        <w:ind w:firstLine="709"/>
+        <w:jc w:val="both"/>
+        <w:rPr>
+          <w:rFonts w:ascii="Arial" w:eastAsia="Arial" w:hAnsi="Arial" w:cs="Arial"/>
+          <w:bCs/>
+          <w:color w:val="000000"/>
+          <w:sz w:val="24"/>
+          <w:szCs w:val="24"/>
+        </w:rPr>
+      </w:pPr>
+      <w:r>
+        <w:rPr>
+          <w:rFonts w:ascii="Arial" w:eastAsia="Arial" w:hAnsi="Arial" w:cs="Arial"/>
+          <w:bCs/>
+          <w:color w:val="000000"/>
+          <w:sz w:val="24"/>
+          <w:szCs w:val="24"/>
+        </w:rPr>
+        <w:t xml:space="preserve">What is the purpose of requesting protection?  The request for protection of Batangas </w:t>
+      </w:r>
+      <w:proofErr w:type="spellStart"/>
+      <w:r>
+        <w:rPr>
+          <w:rFonts w:ascii="Arial" w:eastAsia="Arial" w:hAnsi="Arial" w:cs="Arial"/>
+          <w:bCs/>
+          <w:i/>
+          <w:iCs/>
+          <w:color w:val="000000"/>
+          <w:sz w:val="24"/>
+          <w:szCs w:val="24"/>
+        </w:rPr>
+        <w:t>kapeng</w:t>
+      </w:r>
+      <w:proofErr w:type="spellEnd"/>
+      <w:r>
+        <w:rPr>
+          <w:rFonts w:ascii="Arial" w:eastAsia="Arial" w:hAnsi="Arial" w:cs="Arial"/>
+          <w:bCs/>
+          <w:i/>
+          <w:iCs/>
+          <w:color w:val="000000"/>
+          <w:sz w:val="24"/>
+          <w:szCs w:val="24"/>
+        </w:rPr>
+        <w:t xml:space="preserve"> </w:t>
+      </w:r>
+      <w:proofErr w:type="spellStart"/>
+      <w:r>
+        <w:rPr>
+          <w:rFonts w:ascii="Arial" w:eastAsia="Arial" w:hAnsi="Arial" w:cs="Arial"/>
+          <w:bCs/>
+          <w:i/>
+          <w:iCs/>
+          <w:color w:val="000000"/>
+          <w:sz w:val="24"/>
+          <w:szCs w:val="24"/>
+        </w:rPr>
+        <w:t>barako</w:t>
+      </w:r>
+      <w:proofErr w:type="spellEnd"/>
+      <w:r>
+        <w:rPr>
+          <w:rFonts w:ascii="Arial" w:eastAsia="Arial" w:hAnsi="Arial" w:cs="Arial"/>
+          <w:bCs/>
+          <w:color w:val="000000"/>
+          <w:sz w:val="24"/>
+          <w:szCs w:val="24"/>
+        </w:rPr>
+        <w:t xml:space="preserve"> is essential to preserving the authenticity, heritage, and economic value of this coffee variant.  </w:t>
+      </w:r>
+      <w:r>
+        <w:rPr>
+          <w:rFonts w:ascii="Arial" w:eastAsia="Arial" w:hAnsi="Arial" w:cs="Arial"/>
+          <w:bCs/>
+          <w:i/>
+          <w:iCs/>
+          <w:color w:val="000000"/>
+          <w:sz w:val="24"/>
+          <w:szCs w:val="24"/>
+        </w:rPr>
+        <w:t xml:space="preserve">Batangas </w:t>
+      </w:r>
+      <w:proofErr w:type="spellStart"/>
+      <w:r>
+        <w:rPr>
+          <w:rFonts w:ascii="Arial" w:eastAsia="Arial" w:hAnsi="Arial" w:cs="Arial"/>
+          <w:bCs/>
+          <w:i/>
+          <w:iCs/>
+          <w:color w:val="000000"/>
+          <w:sz w:val="24"/>
+          <w:szCs w:val="24"/>
+        </w:rPr>
+        <w:t>kapeng</w:t>
+      </w:r>
+      <w:proofErr w:type="spellEnd"/>
+      <w:r>
+        <w:rPr>
+          <w:rFonts w:ascii="Arial" w:eastAsia="Arial" w:hAnsi="Arial" w:cs="Arial"/>
+          <w:bCs/>
+          <w:i/>
+          <w:iCs/>
+          <w:color w:val="000000"/>
+          <w:sz w:val="24"/>
+          <w:szCs w:val="24"/>
+        </w:rPr>
+        <w:t xml:space="preserve"> </w:t>
+      </w:r>
+      <w:proofErr w:type="spellStart"/>
+      <w:r>
+        <w:rPr>
+          <w:rFonts w:ascii="Arial" w:eastAsia="Arial" w:hAnsi="Arial" w:cs="Arial"/>
+          <w:bCs/>
+          <w:i/>
+          <w:iCs/>
+          <w:color w:val="000000"/>
+          <w:sz w:val="24"/>
+          <w:szCs w:val="24"/>
+        </w:rPr>
+        <w:t>barako</w:t>
+      </w:r>
+      <w:proofErr w:type="spellEnd"/>
+      <w:r>
+        <w:rPr>
+          <w:rFonts w:ascii="Arial" w:eastAsia="Arial" w:hAnsi="Arial" w:cs="Arial"/>
+          <w:bCs/>
+          <w:color w:val="000000"/>
+          <w:sz w:val="24"/>
+          <w:szCs w:val="24"/>
+        </w:rPr>
+        <w:t xml:space="preserve">, known for its bold flavor and rich aroma, is deeply embedded in the cultural identity of the </w:t>
+      </w:r>
+      <w:proofErr w:type="spellStart"/>
+      <w:r>
+        <w:rPr>
+          <w:rFonts w:ascii="Arial" w:eastAsia="Arial" w:hAnsi="Arial" w:cs="Arial"/>
+          <w:bCs/>
+          <w:color w:val="000000"/>
+          <w:sz w:val="24"/>
+          <w:szCs w:val="24"/>
+        </w:rPr>
+        <w:t>Batangueños</w:t>
+      </w:r>
+      <w:proofErr w:type="spellEnd"/>
+      <w:r>
+        <w:rPr>
+          <w:rFonts w:ascii="Arial" w:eastAsia="Arial" w:hAnsi="Arial" w:cs="Arial"/>
+          <w:bCs/>
+          <w:color w:val="000000"/>
+          <w:sz w:val="24"/>
+          <w:szCs w:val="24"/>
+        </w:rPr>
+        <w:t xml:space="preserve"> and the Filipinos.  However, because of the increasing commercialization and the influx of foreign coffee varieties, genuine Batangas </w:t>
+      </w:r>
+      <w:proofErr w:type="spellStart"/>
+      <w:r>
+        <w:rPr>
+          <w:rFonts w:ascii="Arial" w:eastAsia="Arial" w:hAnsi="Arial" w:cs="Arial"/>
+          <w:bCs/>
+          <w:i/>
+          <w:iCs/>
+          <w:color w:val="000000"/>
+          <w:sz w:val="24"/>
+          <w:szCs w:val="24"/>
+        </w:rPr>
+        <w:t>kapeng</w:t>
+      </w:r>
+      <w:proofErr w:type="spellEnd"/>
+      <w:r>
+        <w:rPr>
+          <w:rFonts w:ascii="Arial" w:eastAsia="Arial" w:hAnsi="Arial" w:cs="Arial"/>
+          <w:bCs/>
+          <w:i/>
+          <w:iCs/>
+          <w:color w:val="000000"/>
+          <w:sz w:val="24"/>
+          <w:szCs w:val="24"/>
+        </w:rPr>
+        <w:t xml:space="preserve"> </w:t>
+      </w:r>
+      <w:proofErr w:type="spellStart"/>
+      <w:r>
+        <w:rPr>
+          <w:rFonts w:ascii="Arial" w:eastAsia="Arial" w:hAnsi="Arial" w:cs="Arial"/>
+          <w:bCs/>
+          <w:i/>
+          <w:iCs/>
+          <w:color w:val="000000"/>
+          <w:sz w:val="24"/>
+          <w:szCs w:val="24"/>
+        </w:rPr>
+        <w:t>barako</w:t>
+      </w:r>
+      <w:proofErr w:type="spellEnd"/>
+      <w:r>
+        <w:rPr>
+          <w:rFonts w:ascii="Arial" w:eastAsia="Arial" w:hAnsi="Arial" w:cs="Arial"/>
+          <w:bCs/>
+          <w:color w:val="000000"/>
+          <w:sz w:val="24"/>
+          <w:szCs w:val="24"/>
+        </w:rPr>
+        <w:t xml:space="preserve"> faces threats such as misrepresentation, adulteration, and declining cultivation.</w:t>
       </w:r>
     </w:p>
     <w:p>
       <w:pPr>
-        <w:rPr>
-          <w:rFonts w:ascii="Arial" w:hAnsi="Arial" w:cs="Arial"/>
-          <w:sz w:val="22"/>
-          <w:szCs w:val="22"/>
-        </w:rPr>
-      </w:pPr>
+        <w:pBdr>
+          <w:top w:val="nil"/>
+          <w:left w:val="nil"/>
+          <w:bottom w:val="nil"/>
+          <w:right w:val="nil"/>
+          <w:between w:val="nil"/>
+        </w:pBdr>
+        <w:spacing w:line="276" w:lineRule="auto"/>
+        <w:ind w:firstLine="709"/>
+        <w:jc w:val="both"/>
+        <w:rPr>
+          <w:rFonts w:ascii="Arial" w:eastAsia="Arial" w:hAnsi="Arial" w:cs="Arial"/>
+          <w:bCs/>
+          <w:color w:val="000000"/>
+          <w:sz w:val="24"/>
+          <w:szCs w:val="24"/>
+        </w:rPr>
+      </w:pPr>
+      <w:r>
+        <w:rPr>
+          <w:rFonts w:ascii="Arial" w:eastAsia="Arial" w:hAnsi="Arial" w:cs="Arial"/>
+          <w:bCs/>
+          <w:color w:val="000000"/>
+          <w:sz w:val="24"/>
+          <w:szCs w:val="24"/>
+        </w:rPr>
+        <w:t>By securing official protection through geographical indication (GI) status or other legal safeguards, the Batangas Coffee Board is aiming for the following:</w:t>
+      </w:r>
     </w:p>
     <w:p>
       <w:pPr>
-        <w:rPr>
-          <w:rFonts w:ascii="Arial" w:hAnsi="Arial" w:cs="Arial"/>
-          <w:sz w:val="22"/>
-          <w:szCs w:val="22"/>
-        </w:rPr>
-      </w:pPr>
-      <w:r>
-        <w:rPr>
-          <w:rFonts w:ascii="Arial" w:hAnsi="Arial" w:cs="Arial"/>
-          <w:sz w:val="22"/>
-          <w:szCs w:val="22"/>
-        </w:rPr>
-        <w:t>Quality</w:t>
+        <w:pStyle w:val="ListParagraph"/>
+        <w:numPr>
+          <w:ilvl w:val="3"/>
+          <w:numId w:val="1"/>
+        </w:numPr>
+        <w:pBdr>
+          <w:top w:val="nil"/>
+          <w:left w:val="nil"/>
+          <w:bottom w:val="nil"/>
+          <w:right w:val="nil"/>
+          <w:between w:val="nil"/>
+        </w:pBdr>
+        <w:spacing w:line="276" w:lineRule="auto"/>
+        <w:ind w:left="709"/>
+        <w:jc w:val="both"/>
+        <w:rPr>
+          <w:rFonts w:ascii="Arial" w:eastAsia="Arial" w:hAnsi="Arial" w:cs="Arial"/>
+          <w:bCs/>
+          <w:color w:val="000000"/>
+          <w:sz w:val="24"/>
+          <w:szCs w:val="24"/>
+        </w:rPr>
+      </w:pPr>
+      <w:r>
+        <w:rPr>
+          <w:rFonts w:ascii="Arial" w:eastAsia="Arial" w:hAnsi="Arial" w:cs="Arial"/>
+          <w:b/>
+          <w:i/>
+          <w:iCs/>
+          <w:color w:val="000000"/>
+          <w:sz w:val="24"/>
+          <w:szCs w:val="24"/>
+        </w:rPr>
+        <w:t>Certification of authenticity</w:t>
+      </w:r>
+      <w:r>
+        <w:rPr>
+          <w:rFonts w:ascii="Arial" w:eastAsia="Arial" w:hAnsi="Arial" w:cs="Arial"/>
+          <w:b/>
+          <w:color w:val="000000"/>
+          <w:sz w:val="24"/>
+          <w:szCs w:val="24"/>
+        </w:rPr>
+        <w:t>.</w:t>
+      </w:r>
+      <w:r>
+        <w:rPr>
+          <w:rFonts w:ascii="Arial" w:eastAsia="Arial" w:hAnsi="Arial" w:cs="Arial"/>
+          <w:bCs/>
+          <w:color w:val="000000"/>
+          <w:sz w:val="24"/>
+          <w:szCs w:val="24"/>
+        </w:rPr>
+        <w:t xml:space="preserve">  The Batangas Coffee Board wants to avoid the mislabeling of </w:t>
+      </w:r>
+      <w:proofErr w:type="spellStart"/>
+      <w:r>
+        <w:rPr>
+          <w:rFonts w:ascii="Arial" w:eastAsia="Arial" w:hAnsi="Arial" w:cs="Arial"/>
+          <w:bCs/>
+          <w:i/>
+          <w:iCs/>
+          <w:color w:val="000000"/>
+          <w:sz w:val="24"/>
+          <w:szCs w:val="24"/>
+        </w:rPr>
+        <w:t>kapeng</w:t>
+      </w:r>
+      <w:proofErr w:type="spellEnd"/>
+      <w:r>
+        <w:rPr>
+          <w:rFonts w:ascii="Arial" w:eastAsia="Arial" w:hAnsi="Arial" w:cs="Arial"/>
+          <w:bCs/>
+          <w:i/>
+          <w:iCs/>
+          <w:color w:val="000000"/>
+          <w:sz w:val="24"/>
+          <w:szCs w:val="24"/>
+        </w:rPr>
+        <w:t xml:space="preserve"> </w:t>
+      </w:r>
+      <w:proofErr w:type="spellStart"/>
+      <w:r>
+        <w:rPr>
+          <w:rFonts w:ascii="Arial" w:eastAsia="Arial" w:hAnsi="Arial" w:cs="Arial"/>
+          <w:bCs/>
+          <w:i/>
+          <w:iCs/>
+          <w:color w:val="000000"/>
+          <w:sz w:val="24"/>
+          <w:szCs w:val="24"/>
+        </w:rPr>
+        <w:t>barako</w:t>
+      </w:r>
+      <w:proofErr w:type="spellEnd"/>
+      <w:r>
+        <w:rPr>
+          <w:rFonts w:ascii="Arial" w:eastAsia="Arial" w:hAnsi="Arial" w:cs="Arial"/>
+          <w:bCs/>
+          <w:i/>
+          <w:iCs/>
+          <w:color w:val="000000"/>
+          <w:sz w:val="24"/>
+          <w:szCs w:val="24"/>
+        </w:rPr>
+        <w:t xml:space="preserve"> </w:t>
+      </w:r>
+      <w:r>
+        <w:rPr>
+          <w:rFonts w:ascii="Arial" w:eastAsia="Arial" w:hAnsi="Arial" w:cs="Arial"/>
+          <w:bCs/>
+          <w:color w:val="000000"/>
+          <w:sz w:val="24"/>
+          <w:szCs w:val="24"/>
+        </w:rPr>
+        <w:t xml:space="preserve">as similar to other coffee varieties. </w:t>
+      </w:r>
+      <w:proofErr w:type="spellStart"/>
+      <w:r>
+        <w:rPr>
+          <w:rFonts w:ascii="Arial" w:eastAsia="Arial" w:hAnsi="Arial" w:cs="Arial"/>
+          <w:bCs/>
+          <w:color w:val="000000"/>
+          <w:sz w:val="24"/>
+          <w:szCs w:val="24"/>
+        </w:rPr>
+        <w:t>Batangueños</w:t>
+      </w:r>
+      <w:proofErr w:type="spellEnd"/>
+      <w:r>
+        <w:rPr>
+          <w:rFonts w:ascii="Arial" w:eastAsia="Arial" w:hAnsi="Arial" w:cs="Arial"/>
+          <w:bCs/>
+          <w:color w:val="000000"/>
+          <w:sz w:val="24"/>
+          <w:szCs w:val="24"/>
+        </w:rPr>
+        <w:t xml:space="preserve"> should safeguard the unique identity and reputation of </w:t>
+      </w:r>
+      <w:proofErr w:type="spellStart"/>
+      <w:r>
+        <w:rPr>
+          <w:rFonts w:ascii="Arial" w:eastAsia="Arial" w:hAnsi="Arial" w:cs="Arial"/>
+          <w:bCs/>
+          <w:i/>
+          <w:iCs/>
+          <w:color w:val="000000"/>
+          <w:sz w:val="24"/>
+          <w:szCs w:val="24"/>
+        </w:rPr>
+        <w:t>kapeng</w:t>
+      </w:r>
+      <w:proofErr w:type="spellEnd"/>
+      <w:r>
+        <w:rPr>
+          <w:rFonts w:ascii="Arial" w:eastAsia="Arial" w:hAnsi="Arial" w:cs="Arial"/>
+          <w:bCs/>
+          <w:i/>
+          <w:iCs/>
+          <w:color w:val="000000"/>
+          <w:sz w:val="24"/>
+          <w:szCs w:val="24"/>
+        </w:rPr>
+        <w:t xml:space="preserve"> </w:t>
+      </w:r>
+      <w:proofErr w:type="spellStart"/>
+      <w:r>
+        <w:rPr>
+          <w:rFonts w:ascii="Arial" w:eastAsia="Arial" w:hAnsi="Arial" w:cs="Arial"/>
+          <w:bCs/>
+          <w:i/>
+          <w:iCs/>
+          <w:color w:val="000000"/>
+          <w:sz w:val="24"/>
+          <w:szCs w:val="24"/>
+        </w:rPr>
+        <w:t>barako</w:t>
+      </w:r>
+      <w:proofErr w:type="spellEnd"/>
+      <w:r>
+        <w:rPr>
+          <w:rFonts w:ascii="Arial" w:eastAsia="Arial" w:hAnsi="Arial" w:cs="Arial"/>
+          <w:bCs/>
+          <w:color w:val="000000"/>
+          <w:sz w:val="24"/>
+          <w:szCs w:val="24"/>
+        </w:rPr>
+        <w:t xml:space="preserve">.  Many coffee drinkers thought that the coffee they would purchase from any market in Batangas would be </w:t>
+      </w:r>
+      <w:proofErr w:type="spellStart"/>
+      <w:r>
+        <w:rPr>
+          <w:rFonts w:ascii="Arial" w:eastAsia="Arial" w:hAnsi="Arial" w:cs="Arial"/>
+          <w:bCs/>
+          <w:i/>
+          <w:iCs/>
+          <w:color w:val="000000"/>
+          <w:sz w:val="24"/>
+          <w:szCs w:val="24"/>
+        </w:rPr>
+        <w:t>kapeng</w:t>
+      </w:r>
+      <w:proofErr w:type="spellEnd"/>
+      <w:r>
+        <w:rPr>
+          <w:rFonts w:ascii="Arial" w:eastAsia="Arial" w:hAnsi="Arial" w:cs="Arial"/>
+          <w:bCs/>
+          <w:i/>
+          <w:iCs/>
+          <w:color w:val="000000"/>
+          <w:sz w:val="24"/>
+          <w:szCs w:val="24"/>
+        </w:rPr>
+        <w:t xml:space="preserve"> </w:t>
+      </w:r>
+      <w:proofErr w:type="spellStart"/>
+      <w:r>
+        <w:rPr>
+          <w:rFonts w:ascii="Arial" w:eastAsia="Arial" w:hAnsi="Arial" w:cs="Arial"/>
+          <w:bCs/>
+          <w:i/>
+          <w:iCs/>
+          <w:color w:val="000000"/>
+          <w:sz w:val="24"/>
+          <w:szCs w:val="24"/>
+        </w:rPr>
+        <w:t>barako</w:t>
+      </w:r>
+      <w:proofErr w:type="spellEnd"/>
+      <w:r>
+        <w:rPr>
+          <w:rFonts w:ascii="Arial" w:eastAsia="Arial" w:hAnsi="Arial" w:cs="Arial"/>
+          <w:bCs/>
+          <w:color w:val="000000"/>
+          <w:sz w:val="24"/>
+          <w:szCs w:val="24"/>
+        </w:rPr>
+        <w:t xml:space="preserve"> because of their lack of understanding and knowledge of the profile of this coffee variety.  It is for this reason that they could no longer distinguish the authentic </w:t>
+      </w:r>
+      <w:proofErr w:type="spellStart"/>
+      <w:r>
+        <w:rPr>
+          <w:rFonts w:ascii="Arial" w:eastAsia="Arial" w:hAnsi="Arial" w:cs="Arial"/>
+          <w:bCs/>
+          <w:i/>
+          <w:iCs/>
+          <w:color w:val="000000"/>
+          <w:sz w:val="24"/>
+          <w:szCs w:val="24"/>
+        </w:rPr>
+        <w:t>kapeng</w:t>
+      </w:r>
+      <w:proofErr w:type="spellEnd"/>
+      <w:r>
+        <w:rPr>
+          <w:rFonts w:ascii="Arial" w:eastAsia="Arial" w:hAnsi="Arial" w:cs="Arial"/>
+          <w:bCs/>
+          <w:i/>
+          <w:iCs/>
+          <w:color w:val="000000"/>
+          <w:sz w:val="24"/>
+          <w:szCs w:val="24"/>
+        </w:rPr>
+        <w:t xml:space="preserve"> </w:t>
+      </w:r>
+      <w:proofErr w:type="spellStart"/>
+      <w:r>
+        <w:rPr>
+          <w:rFonts w:ascii="Arial" w:eastAsia="Arial" w:hAnsi="Arial" w:cs="Arial"/>
+          <w:bCs/>
+          <w:i/>
+          <w:iCs/>
+          <w:color w:val="000000"/>
+          <w:sz w:val="24"/>
+          <w:szCs w:val="24"/>
+        </w:rPr>
+        <w:t>barako</w:t>
+      </w:r>
+      <w:proofErr w:type="spellEnd"/>
+      <w:r>
+        <w:rPr>
+          <w:rFonts w:ascii="Arial" w:eastAsia="Arial" w:hAnsi="Arial" w:cs="Arial"/>
+          <w:bCs/>
+          <w:color w:val="000000"/>
+          <w:sz w:val="24"/>
+          <w:szCs w:val="24"/>
+        </w:rPr>
+        <w:t xml:space="preserve"> from those of a different variety.  Since Batangas </w:t>
+      </w:r>
+      <w:proofErr w:type="spellStart"/>
+      <w:r>
+        <w:rPr>
+          <w:rFonts w:ascii="Arial" w:eastAsia="Arial" w:hAnsi="Arial" w:cs="Arial"/>
+          <w:bCs/>
+          <w:i/>
+          <w:iCs/>
+          <w:color w:val="000000"/>
+          <w:sz w:val="24"/>
+          <w:szCs w:val="24"/>
+        </w:rPr>
+        <w:t>kapeng</w:t>
+      </w:r>
+      <w:proofErr w:type="spellEnd"/>
+      <w:r>
+        <w:rPr>
+          <w:rFonts w:ascii="Arial" w:eastAsia="Arial" w:hAnsi="Arial" w:cs="Arial"/>
+          <w:bCs/>
+          <w:i/>
+          <w:iCs/>
+          <w:color w:val="000000"/>
+          <w:sz w:val="24"/>
+          <w:szCs w:val="24"/>
+        </w:rPr>
+        <w:t xml:space="preserve"> </w:t>
+      </w:r>
+      <w:proofErr w:type="spellStart"/>
+      <w:r>
+        <w:rPr>
+          <w:rFonts w:ascii="Arial" w:eastAsia="Arial" w:hAnsi="Arial" w:cs="Arial"/>
+          <w:bCs/>
+          <w:i/>
+          <w:iCs/>
+          <w:color w:val="000000"/>
+          <w:sz w:val="24"/>
+          <w:szCs w:val="24"/>
+        </w:rPr>
+        <w:t>barako</w:t>
+      </w:r>
+      <w:proofErr w:type="spellEnd"/>
+      <w:r>
+        <w:rPr>
+          <w:rFonts w:ascii="Arial" w:eastAsia="Arial" w:hAnsi="Arial" w:cs="Arial"/>
+          <w:bCs/>
+          <w:color w:val="000000"/>
+          <w:sz w:val="24"/>
+          <w:szCs w:val="24"/>
+        </w:rPr>
+        <w:t xml:space="preserve"> became famous due to its flavor profile, coffee producers from other provinces would falsely claim their coffee variety as </w:t>
+      </w:r>
+      <w:proofErr w:type="spellStart"/>
+      <w:r>
+        <w:rPr>
+          <w:rFonts w:ascii="Arial" w:eastAsia="Arial" w:hAnsi="Arial" w:cs="Arial"/>
+          <w:bCs/>
+          <w:i/>
+          <w:iCs/>
+          <w:color w:val="000000"/>
+          <w:sz w:val="24"/>
+          <w:szCs w:val="24"/>
+        </w:rPr>
+        <w:t>kapeng</w:t>
+      </w:r>
+      <w:proofErr w:type="spellEnd"/>
+      <w:r>
+        <w:rPr>
+          <w:rFonts w:ascii="Arial" w:eastAsia="Arial" w:hAnsi="Arial" w:cs="Arial"/>
+          <w:bCs/>
+          <w:i/>
+          <w:iCs/>
+          <w:color w:val="000000"/>
+          <w:sz w:val="24"/>
+          <w:szCs w:val="24"/>
+        </w:rPr>
+        <w:t xml:space="preserve"> </w:t>
+      </w:r>
+      <w:proofErr w:type="spellStart"/>
+      <w:r>
+        <w:rPr>
+          <w:rFonts w:ascii="Arial" w:eastAsia="Arial" w:hAnsi="Arial" w:cs="Arial"/>
+          <w:bCs/>
+          <w:i/>
+          <w:iCs/>
+          <w:color w:val="000000"/>
+          <w:sz w:val="24"/>
+          <w:szCs w:val="24"/>
+        </w:rPr>
+        <w:t>barako</w:t>
+      </w:r>
+      <w:proofErr w:type="spellEnd"/>
+      <w:r>
+        <w:rPr>
+          <w:rFonts w:ascii="Arial" w:eastAsia="Arial" w:hAnsi="Arial" w:cs="Arial"/>
+          <w:bCs/>
+          <w:color w:val="000000"/>
+          <w:sz w:val="24"/>
+          <w:szCs w:val="24"/>
+        </w:rPr>
+        <w:t xml:space="preserve">, thereby damaging the flavorful character of the authentic Batangas </w:t>
+      </w:r>
+      <w:proofErr w:type="spellStart"/>
+      <w:r>
+        <w:rPr>
+          <w:rFonts w:ascii="Arial" w:eastAsia="Arial" w:hAnsi="Arial" w:cs="Arial"/>
+          <w:bCs/>
+          <w:i/>
+          <w:iCs/>
+          <w:color w:val="000000"/>
+          <w:sz w:val="24"/>
+          <w:szCs w:val="24"/>
+        </w:rPr>
+        <w:t>kapeng</w:t>
+      </w:r>
+      <w:proofErr w:type="spellEnd"/>
+      <w:r>
+        <w:rPr>
+          <w:rFonts w:ascii="Arial" w:eastAsia="Arial" w:hAnsi="Arial" w:cs="Arial"/>
+          <w:bCs/>
+          <w:i/>
+          <w:iCs/>
+          <w:color w:val="000000"/>
+          <w:sz w:val="24"/>
+          <w:szCs w:val="24"/>
+        </w:rPr>
+        <w:t xml:space="preserve"> </w:t>
+      </w:r>
+      <w:proofErr w:type="spellStart"/>
+      <w:r>
+        <w:rPr>
+          <w:rFonts w:ascii="Arial" w:eastAsia="Arial" w:hAnsi="Arial" w:cs="Arial"/>
+          <w:bCs/>
+          <w:i/>
+          <w:iCs/>
+          <w:color w:val="000000"/>
+          <w:sz w:val="24"/>
+          <w:szCs w:val="24"/>
+        </w:rPr>
+        <w:t>barako</w:t>
+      </w:r>
+      <w:proofErr w:type="spellEnd"/>
+      <w:r>
+        <w:rPr>
+          <w:rFonts w:ascii="Arial" w:eastAsia="Arial" w:hAnsi="Arial" w:cs="Arial"/>
+          <w:bCs/>
+          <w:i/>
+          <w:iCs/>
+          <w:color w:val="000000"/>
+          <w:sz w:val="24"/>
+          <w:szCs w:val="24"/>
+        </w:rPr>
+        <w:t xml:space="preserve">.  </w:t>
+      </w:r>
+      <w:r>
+        <w:rPr>
+          <w:rFonts w:ascii="Arial" w:eastAsia="Arial" w:hAnsi="Arial" w:cs="Arial"/>
+          <w:bCs/>
+          <w:color w:val="000000"/>
+          <w:sz w:val="24"/>
+          <w:szCs w:val="24"/>
+        </w:rPr>
+        <w:t xml:space="preserve">This Code of Practice safeguards the unique identity and reputation of the Batangas </w:t>
+      </w:r>
+      <w:proofErr w:type="spellStart"/>
+      <w:r>
+        <w:rPr>
+          <w:rFonts w:ascii="Arial" w:eastAsia="Arial" w:hAnsi="Arial" w:cs="Arial"/>
+          <w:bCs/>
+          <w:i/>
+          <w:iCs/>
+          <w:color w:val="000000"/>
+          <w:sz w:val="24"/>
+          <w:szCs w:val="24"/>
+        </w:rPr>
+        <w:t>kapeng</w:t>
+      </w:r>
+      <w:proofErr w:type="spellEnd"/>
+      <w:r>
+        <w:rPr>
+          <w:rFonts w:ascii="Arial" w:eastAsia="Arial" w:hAnsi="Arial" w:cs="Arial"/>
+          <w:bCs/>
+          <w:i/>
+          <w:iCs/>
+          <w:color w:val="000000"/>
+          <w:sz w:val="24"/>
+          <w:szCs w:val="24"/>
+        </w:rPr>
+        <w:t xml:space="preserve"> </w:t>
+      </w:r>
+      <w:proofErr w:type="spellStart"/>
+      <w:r>
+        <w:rPr>
+          <w:rFonts w:ascii="Arial" w:eastAsia="Arial" w:hAnsi="Arial" w:cs="Arial"/>
+          <w:bCs/>
+          <w:i/>
+          <w:iCs/>
+          <w:color w:val="000000"/>
+          <w:sz w:val="24"/>
+          <w:szCs w:val="24"/>
+        </w:rPr>
+        <w:t>barako</w:t>
+      </w:r>
+      <w:proofErr w:type="spellEnd"/>
+      <w:r>
+        <w:rPr>
+          <w:rFonts w:ascii="Arial" w:eastAsia="Arial" w:hAnsi="Arial" w:cs="Arial"/>
+          <w:bCs/>
+          <w:i/>
+          <w:iCs/>
+          <w:color w:val="000000"/>
+          <w:sz w:val="24"/>
+          <w:szCs w:val="24"/>
+        </w:rPr>
+        <w:t>.</w:t>
+      </w:r>
+      <w:r>
+        <w:rPr>
+          <w:rFonts w:ascii="Arial" w:eastAsia="Arial" w:hAnsi="Arial" w:cs="Arial"/>
+          <w:bCs/>
+          <w:color w:val="000000"/>
+          <w:sz w:val="24"/>
+          <w:szCs w:val="24"/>
+        </w:rPr>
+        <w:t> </w:t>
       </w:r>
     </w:p>
     <w:p>
       <w:pPr>
-        <w:rPr>
-          <w:rFonts w:ascii="Arial" w:hAnsi="Arial" w:cs="Arial"/>
-          <w:sz w:val="22"/>
-          <w:szCs w:val="22"/>
-        </w:rPr>
-      </w:pPr>
-      <w:r>
-        <w:rPr>
-          <w:rFonts w:ascii="Arial" w:hAnsi="Arial" w:cs="Arial"/>
-          <w:sz w:val="22"/>
-          <w:szCs w:val="22"/>
-        </w:rPr>
-        <w:t>Philippine Mango is a tropical tree scientifically known as Mangifera indica Lim. Its fruit is a fleshy drupe, resinous, variable in shapes and dimensions, consisting of leathery peel, fleshy pulp and fibrous stone (DTI, 2004).</w:t>
-      </w:r>
+        <w:pStyle w:val="ListParagraph"/>
+        <w:pBdr>
+          <w:top w:val="nil"/>
+          <w:left w:val="nil"/>
+          <w:bottom w:val="nil"/>
+          <w:right w:val="nil"/>
+          <w:between w:val="nil"/>
+        </w:pBdr>
+        <w:spacing w:line="276" w:lineRule="auto"/>
+        <w:ind w:left="709"/>
+        <w:jc w:val="both"/>
+        <w:rPr>
+          <w:rFonts w:ascii="Arial" w:eastAsia="Arial" w:hAnsi="Arial" w:cs="Arial"/>
+          <w:bCs/>
+          <w:color w:val="000000"/>
+          <w:sz w:val="24"/>
+          <w:szCs w:val="24"/>
+        </w:rPr>
+      </w:pPr>
     </w:p>
     <w:p>
       <w:pPr>
-        <w:rPr>
-          <w:rFonts w:ascii="Arial" w:hAnsi="Arial" w:cs="Arial"/>
-          <w:sz w:val="22"/>
-          <w:szCs w:val="22"/>
-        </w:rPr>
-      </w:pPr>
-      <w:r>
-        <w:rPr>
-          <w:rFonts w:ascii="Arial" w:hAnsi="Arial" w:cs="Arial"/>
-          <w:sz w:val="22"/>
-          <w:szCs w:val="22"/>
-        </w:rPr>
-        <w:t xml:space="preserve">There are many known varieties of mangoes in the Philippines of which “Carabao” mango is one of them and </w:t>
-      </w:r>
-      <w:proofErr w:type="spellStart"/>
-      <w:r>
-        <w:rPr>
-          <w:rFonts w:ascii="Arial" w:hAnsi="Arial" w:cs="Arial"/>
-          <w:sz w:val="22"/>
-          <w:szCs w:val="22"/>
-        </w:rPr>
-        <w:t>Guimaras</w:t>
-      </w:r>
-      <w:proofErr w:type="spellEnd"/>
-      <w:r>
-        <w:rPr>
-          <w:rFonts w:ascii="Arial" w:hAnsi="Arial" w:cs="Arial"/>
-          <w:sz w:val="22"/>
-          <w:szCs w:val="22"/>
-        </w:rPr>
-        <w:t xml:space="preserve"> Mangoes belongs to this classification. “Carabao” Mango fruit is oblong which blunt apex, full cheeks and a rather indistinct beak. When ripe, the flesh is golden yellow, very tender with delicate, aromatic non-turpentine flavor, exquisite sub-acid taste (</w:t>
-      </w:r>
-      <w:proofErr w:type="spellStart"/>
-      <w:r>
-        <w:rPr>
-          <w:rFonts w:ascii="Arial" w:hAnsi="Arial" w:cs="Arial"/>
-          <w:sz w:val="22"/>
-          <w:szCs w:val="22"/>
-        </w:rPr>
-        <w:t>Dagoon</w:t>
-      </w:r>
-      <w:proofErr w:type="spellEnd"/>
-      <w:r>
-        <w:rPr>
-          <w:rFonts w:ascii="Arial" w:hAnsi="Arial" w:cs="Arial"/>
-          <w:sz w:val="22"/>
-          <w:szCs w:val="22"/>
-        </w:rPr>
-        <w:t>, 2000). The fiber is medium coarse but confirmed coarse but confined almost entirely to the edges of the stone. The peel is smooth and bright yellow when ripe and has delicate aroma. “Carabao” mango is known in the international trade as “Philippine Super Mango”.</w:t>
+        <w:pStyle w:val="ListParagraph"/>
+        <w:numPr>
+          <w:ilvl w:val="3"/>
+          <w:numId w:val="1"/>
+        </w:numPr>
+        <w:pBdr>
+          <w:top w:val="nil"/>
+          <w:left w:val="nil"/>
+          <w:bottom w:val="nil"/>
+          <w:right w:val="nil"/>
+          <w:between w:val="nil"/>
+        </w:pBdr>
+        <w:spacing w:line="276" w:lineRule="auto"/>
+        <w:ind w:left="709"/>
+        <w:jc w:val="both"/>
+        <w:rPr>
+          <w:rFonts w:ascii="Arial" w:eastAsia="Arial" w:hAnsi="Arial" w:cs="Arial"/>
+          <w:bCs/>
+          <w:color w:val="000000"/>
+          <w:sz w:val="24"/>
+          <w:szCs w:val="24"/>
+        </w:rPr>
+      </w:pPr>
+      <w:r>
+        <w:rPr>
+          <w:rFonts w:ascii="Arial" w:eastAsia="Arial" w:hAnsi="Arial" w:cs="Arial"/>
+          <w:b/>
+          <w:i/>
+          <w:iCs/>
+          <w:color w:val="000000"/>
+          <w:sz w:val="24"/>
+          <w:szCs w:val="24"/>
+        </w:rPr>
+        <w:t xml:space="preserve">Protection of </w:t>
+      </w:r>
+      <w:proofErr w:type="spellStart"/>
+      <w:r>
+        <w:rPr>
+          <w:rFonts w:ascii="Arial" w:eastAsia="Arial" w:hAnsi="Arial" w:cs="Arial"/>
+          <w:b/>
+          <w:i/>
+          <w:iCs/>
+          <w:color w:val="000000"/>
+          <w:sz w:val="24"/>
+          <w:szCs w:val="24"/>
+        </w:rPr>
+        <w:t>Batangueño</w:t>
+      </w:r>
+      <w:proofErr w:type="spellEnd"/>
+      <w:r>
+        <w:rPr>
+          <w:rFonts w:ascii="Arial" w:eastAsia="Arial" w:hAnsi="Arial" w:cs="Arial"/>
+          <w:b/>
+          <w:i/>
+          <w:iCs/>
+          <w:color w:val="000000"/>
+          <w:sz w:val="24"/>
+          <w:szCs w:val="24"/>
+        </w:rPr>
+        <w:t xml:space="preserve"> coffee farmers.</w:t>
+      </w:r>
+      <w:r>
+        <w:rPr>
+          <w:rFonts w:ascii="Arial" w:eastAsia="Arial" w:hAnsi="Arial" w:cs="Arial"/>
+          <w:bCs/>
+          <w:color w:val="000000"/>
+          <w:sz w:val="24"/>
+          <w:szCs w:val="24"/>
+        </w:rPr>
+        <w:t xml:space="preserve">  This request for protection aims to provide economic benefits to local growers by ensuring fair pricing, market access, and sustainable production practices.  Many farmers in Batangas rely on </w:t>
+      </w:r>
+      <w:proofErr w:type="spellStart"/>
+      <w:r>
+        <w:rPr>
+          <w:rFonts w:ascii="Arial" w:eastAsia="Arial" w:hAnsi="Arial" w:cs="Arial"/>
+          <w:bCs/>
+          <w:i/>
+          <w:iCs/>
+          <w:color w:val="000000"/>
+          <w:sz w:val="24"/>
+          <w:szCs w:val="24"/>
+        </w:rPr>
+        <w:t>kapeng</w:t>
+      </w:r>
+      <w:proofErr w:type="spellEnd"/>
+      <w:r>
+        <w:rPr>
+          <w:rFonts w:ascii="Arial" w:eastAsia="Arial" w:hAnsi="Arial" w:cs="Arial"/>
+          <w:bCs/>
+          <w:i/>
+          <w:iCs/>
+          <w:color w:val="000000"/>
+          <w:sz w:val="24"/>
+          <w:szCs w:val="24"/>
+        </w:rPr>
+        <w:t xml:space="preserve"> </w:t>
+      </w:r>
+      <w:proofErr w:type="spellStart"/>
+      <w:r>
+        <w:rPr>
+          <w:rFonts w:ascii="Arial" w:eastAsia="Arial" w:hAnsi="Arial" w:cs="Arial"/>
+          <w:bCs/>
+          <w:i/>
+          <w:iCs/>
+          <w:color w:val="000000"/>
+          <w:sz w:val="24"/>
+          <w:szCs w:val="24"/>
+        </w:rPr>
+        <w:t>barako</w:t>
+      </w:r>
+      <w:proofErr w:type="spellEnd"/>
+      <w:r>
+        <w:rPr>
+          <w:rFonts w:ascii="Arial" w:eastAsia="Arial" w:hAnsi="Arial" w:cs="Arial"/>
+          <w:bCs/>
+          <w:color w:val="000000"/>
+          <w:sz w:val="24"/>
+          <w:szCs w:val="24"/>
+        </w:rPr>
+        <w:t xml:space="preserve"> as their primary source of income.  However, they face challenges such as low market prices, competition from imported coffee, and fluctuating production yields.  Supporting them through fair trade practices, direct purchasing, and government-backed initiatives ensures earning a sustainable livelihood and improving their quality of life.</w:t>
       </w:r>
     </w:p>
     <w:p>
       <w:pPr>
-        <w:rPr>
-          <w:rFonts w:ascii="Arial" w:hAnsi="Arial" w:cs="Arial"/>
-          <w:sz w:val="22"/>
-          <w:szCs w:val="22"/>
+        <w:pStyle w:val="ListParagraph"/>
+        <w:spacing w:line="276" w:lineRule="auto"/>
+        <w:rPr>
+          <w:rFonts w:ascii="Arial" w:eastAsia="Arial" w:hAnsi="Arial" w:cs="Arial"/>
+          <w:bCs/>
+          <w:color w:val="000000"/>
+          <w:sz w:val="24"/>
+          <w:szCs w:val="24"/>
         </w:rPr>
       </w:pPr>
     </w:p>
     <w:p>
       <w:pPr>
-        <w:rPr>
-          <w:rFonts w:ascii="Arial" w:hAnsi="Arial" w:cs="Arial"/>
-          <w:sz w:val="22"/>
-          <w:szCs w:val="22"/>
-        </w:rPr>
-      </w:pPr>
-      <w:r>
-        <w:rPr>
-          <w:rFonts w:ascii="Arial" w:hAnsi="Arial" w:cs="Arial"/>
-          <w:sz w:val="22"/>
-          <w:szCs w:val="22"/>
-        </w:rPr>
-        <w:t>Mango fruits should meet the minimum requirements of Philippine National Standard for Philippine Mango, formulated by the Department of Agriculture – Bureau of Agriculture and Fisheries Product Standards. (See Annex 1 for the Philippine National Standard for Fresh Fruit Mangoes.)</w:t>
+        <w:pStyle w:val="ListParagraph"/>
+        <w:numPr>
+          <w:ilvl w:val="3"/>
+          <w:numId w:val="1"/>
+        </w:numPr>
+        <w:pBdr>
+          <w:top w:val="nil"/>
+          <w:left w:val="nil"/>
+          <w:bottom w:val="nil"/>
+          <w:right w:val="nil"/>
+          <w:between w:val="nil"/>
+        </w:pBdr>
+        <w:spacing w:line="276" w:lineRule="auto"/>
+        <w:ind w:left="709"/>
+        <w:jc w:val="both"/>
+        <w:rPr>
+          <w:rFonts w:ascii="Arial" w:eastAsia="Arial" w:hAnsi="Arial" w:cs="Arial"/>
+          <w:bCs/>
+          <w:color w:val="000000"/>
+          <w:sz w:val="24"/>
+          <w:szCs w:val="24"/>
+        </w:rPr>
+      </w:pPr>
+      <w:r>
+        <w:rPr>
+          <w:rFonts w:ascii="Arial" w:eastAsia="Arial" w:hAnsi="Arial" w:cs="Arial"/>
+          <w:b/>
+          <w:i/>
+          <w:iCs/>
+          <w:color w:val="000000"/>
+          <w:sz w:val="24"/>
+          <w:szCs w:val="24"/>
+        </w:rPr>
+        <w:t>Maintain quality standards.</w:t>
+      </w:r>
+      <w:r>
+        <w:rPr>
+          <w:rFonts w:ascii="Arial" w:eastAsia="Arial" w:hAnsi="Arial" w:cs="Arial"/>
+          <w:bCs/>
+          <w:color w:val="000000"/>
+          <w:sz w:val="24"/>
+          <w:szCs w:val="24"/>
+        </w:rPr>
+        <w:t xml:space="preserve">  The Batangas Coffee Board, through this Code of Practice, establishes and enforces strict production and processing guidelines to maintain the high-quality standards that Batangas </w:t>
+      </w:r>
+      <w:proofErr w:type="spellStart"/>
+      <w:r>
+        <w:rPr>
+          <w:rFonts w:ascii="Arial" w:eastAsia="Arial" w:hAnsi="Arial" w:cs="Arial"/>
+          <w:bCs/>
+          <w:i/>
+          <w:iCs/>
+          <w:color w:val="000000"/>
+          <w:sz w:val="24"/>
+          <w:szCs w:val="24"/>
+        </w:rPr>
+        <w:t>Kapeng</w:t>
+      </w:r>
+      <w:proofErr w:type="spellEnd"/>
+      <w:r>
+        <w:rPr>
+          <w:rFonts w:ascii="Arial" w:eastAsia="Arial" w:hAnsi="Arial" w:cs="Arial"/>
+          <w:bCs/>
+          <w:i/>
+          <w:iCs/>
+          <w:color w:val="000000"/>
+          <w:sz w:val="24"/>
+          <w:szCs w:val="24"/>
+        </w:rPr>
+        <w:t xml:space="preserve"> </w:t>
+      </w:r>
+      <w:proofErr w:type="spellStart"/>
+      <w:r>
+        <w:rPr>
+          <w:rFonts w:ascii="Arial" w:eastAsia="Arial" w:hAnsi="Arial" w:cs="Arial"/>
+          <w:bCs/>
+          <w:i/>
+          <w:iCs/>
+          <w:color w:val="000000"/>
+          <w:sz w:val="24"/>
+          <w:szCs w:val="24"/>
+        </w:rPr>
+        <w:t>barako</w:t>
+      </w:r>
+      <w:proofErr w:type="spellEnd"/>
+      <w:r>
+        <w:rPr>
+          <w:rFonts w:ascii="Arial" w:eastAsia="Arial" w:hAnsi="Arial" w:cs="Arial"/>
+          <w:bCs/>
+          <w:i/>
+          <w:iCs/>
+          <w:color w:val="000000"/>
+          <w:sz w:val="24"/>
+          <w:szCs w:val="24"/>
+        </w:rPr>
+        <w:t xml:space="preserve"> </w:t>
+      </w:r>
+      <w:r>
+        <w:rPr>
+          <w:rFonts w:ascii="Arial" w:eastAsia="Arial" w:hAnsi="Arial" w:cs="Arial"/>
+          <w:bCs/>
+          <w:color w:val="000000"/>
+          <w:sz w:val="24"/>
+          <w:szCs w:val="24"/>
+        </w:rPr>
+        <w:t xml:space="preserve">is known for.  Because this coffee variety is known for its strong aroma and bold flavor, it is essential that this variety must be distinguished from other coffee variants.  By supporting the local farmers, we help maintain the authenticity of this unique coffee and ensure that consumers enjoy a premium product that cannot be easily replicated elsewhere.  Without proper support, local farmers are at risk of exploitation by large corporations or middlemen who buy their produce at unfair prices.  Ensuring direct access to markets, providing technical assistance, and recognizing Batangas </w:t>
+      </w:r>
+      <w:proofErr w:type="spellStart"/>
+      <w:r>
+        <w:rPr>
+          <w:rFonts w:ascii="Arial" w:eastAsia="Arial" w:hAnsi="Arial" w:cs="Arial"/>
+          <w:bCs/>
+          <w:i/>
+          <w:iCs/>
+          <w:color w:val="000000"/>
+          <w:sz w:val="24"/>
+          <w:szCs w:val="24"/>
+        </w:rPr>
+        <w:t>kapeng</w:t>
+      </w:r>
+      <w:proofErr w:type="spellEnd"/>
+      <w:r>
+        <w:rPr>
+          <w:rFonts w:ascii="Arial" w:eastAsia="Arial" w:hAnsi="Arial" w:cs="Arial"/>
+          <w:bCs/>
+          <w:i/>
+          <w:iCs/>
+          <w:color w:val="000000"/>
+          <w:sz w:val="24"/>
+          <w:szCs w:val="24"/>
+        </w:rPr>
+        <w:t xml:space="preserve"> </w:t>
+      </w:r>
+      <w:proofErr w:type="spellStart"/>
+      <w:r>
+        <w:rPr>
+          <w:rFonts w:ascii="Arial" w:eastAsia="Arial" w:hAnsi="Arial" w:cs="Arial"/>
+          <w:bCs/>
+          <w:i/>
+          <w:iCs/>
+          <w:color w:val="000000"/>
+          <w:sz w:val="24"/>
+          <w:szCs w:val="24"/>
+        </w:rPr>
+        <w:t>barako</w:t>
+      </w:r>
+      <w:proofErr w:type="spellEnd"/>
+      <w:r>
+        <w:rPr>
+          <w:rFonts w:ascii="Arial" w:eastAsia="Arial" w:hAnsi="Arial" w:cs="Arial"/>
+          <w:bCs/>
+          <w:color w:val="000000"/>
+          <w:sz w:val="24"/>
+          <w:szCs w:val="24"/>
+        </w:rPr>
+        <w:t xml:space="preserve"> under legal protections like Geographical Indication status can help prevent commercial exploitation of </w:t>
+      </w:r>
+      <w:proofErr w:type="spellStart"/>
+      <w:r>
+        <w:rPr>
+          <w:rFonts w:ascii="Arial" w:eastAsia="Arial" w:hAnsi="Arial" w:cs="Arial"/>
+          <w:bCs/>
+          <w:i/>
+          <w:iCs/>
+          <w:color w:val="000000"/>
+          <w:sz w:val="24"/>
+          <w:szCs w:val="24"/>
+        </w:rPr>
+        <w:t>kapeng</w:t>
+      </w:r>
+      <w:proofErr w:type="spellEnd"/>
+      <w:r>
+        <w:rPr>
+          <w:rFonts w:ascii="Arial" w:eastAsia="Arial" w:hAnsi="Arial" w:cs="Arial"/>
+          <w:bCs/>
+          <w:i/>
+          <w:iCs/>
+          <w:color w:val="000000"/>
+          <w:sz w:val="24"/>
+          <w:szCs w:val="24"/>
+        </w:rPr>
+        <w:t xml:space="preserve"> </w:t>
+      </w:r>
+      <w:proofErr w:type="spellStart"/>
+      <w:r>
+        <w:rPr>
+          <w:rFonts w:ascii="Arial" w:eastAsia="Arial" w:hAnsi="Arial" w:cs="Arial"/>
+          <w:bCs/>
+          <w:i/>
+          <w:iCs/>
+          <w:color w:val="000000"/>
+          <w:sz w:val="24"/>
+          <w:szCs w:val="24"/>
+        </w:rPr>
+        <w:t>barako</w:t>
+      </w:r>
+      <w:proofErr w:type="spellEnd"/>
+      <w:r>
+        <w:rPr>
+          <w:rFonts w:ascii="Arial" w:eastAsia="Arial" w:hAnsi="Arial" w:cs="Arial"/>
+          <w:bCs/>
+          <w:i/>
+          <w:iCs/>
+          <w:color w:val="000000"/>
+          <w:sz w:val="24"/>
+          <w:szCs w:val="24"/>
+        </w:rPr>
+        <w:t>.</w:t>
       </w:r>
     </w:p>
     <w:p>
       <w:pPr>
-        <w:rPr>
-          <w:rFonts w:ascii="Arial" w:hAnsi="Arial" w:cs="Arial"/>
-          <w:sz w:val="22"/>
-          <w:szCs w:val="22"/>
+        <w:pStyle w:val="ListParagraph"/>
+        <w:spacing w:line="276" w:lineRule="auto"/>
+        <w:rPr>
+          <w:rFonts w:ascii="Arial" w:eastAsia="Arial" w:hAnsi="Arial" w:cs="Arial"/>
+          <w:bCs/>
+          <w:color w:val="000000"/>
+          <w:sz w:val="24"/>
+          <w:szCs w:val="24"/>
         </w:rPr>
       </w:pPr>
     </w:p>
     <w:p>
       <w:pPr>
-        <w:rPr>
-          <w:rFonts w:ascii="Arial" w:hAnsi="Arial" w:cs="Arial"/>
-          <w:sz w:val="22"/>
-          <w:szCs w:val="22"/>
-        </w:rPr>
-      </w:pPr>
-      <w:r>
-        <w:rPr>
-          <w:rFonts w:ascii="Arial" w:hAnsi="Arial" w:cs="Arial"/>
-          <w:sz w:val="22"/>
-          <w:szCs w:val="22"/>
-        </w:rPr>
-        <w:t>•</w:t>
-      </w:r>
-      <w:r>
-        <w:rPr>
-          <w:rFonts w:ascii="Arial" w:hAnsi="Arial" w:cs="Arial"/>
-          <w:sz w:val="22"/>
-          <w:szCs w:val="22"/>
-        </w:rPr>
-        <w:tab/>
-        <w:t>External quality also refers to fruit maturity harvested at right age pursuant to Provincial Ordinance No. 003, Series of 2011, an ordinance regulating the harvesting and sale of immature</w:t>
-      </w:r>
-      <w:r>
-        <w:rPr>
-          <w:rFonts w:ascii="Arial" w:hAnsi="Arial" w:cs="Arial"/>
-          <w:sz w:val="22"/>
-          <w:szCs w:val="22"/>
-        </w:rPr>
-        <w:t xml:space="preserve"> </w:t>
-      </w:r>
-      <w:r>
-        <w:rPr>
-          <w:rFonts w:ascii="Arial" w:hAnsi="Arial" w:cs="Arial"/>
-          <w:sz w:val="22"/>
-          <w:szCs w:val="22"/>
-        </w:rPr>
-        <w:lastRenderedPageBreak/>
-        <w:t xml:space="preserve">Mango Fruits intended for Table Ripe Consumption in the Province of </w:t>
-      </w:r>
-      <w:proofErr w:type="spellStart"/>
-      <w:r>
-        <w:rPr>
-          <w:rFonts w:ascii="Arial" w:hAnsi="Arial" w:cs="Arial"/>
-          <w:sz w:val="22"/>
-          <w:szCs w:val="22"/>
-        </w:rPr>
-        <w:t>Guimaras</w:t>
-      </w:r>
-      <w:proofErr w:type="spellEnd"/>
-      <w:r>
-        <w:rPr>
-          <w:rFonts w:ascii="Arial" w:hAnsi="Arial" w:cs="Arial"/>
-          <w:sz w:val="22"/>
-          <w:szCs w:val="22"/>
-        </w:rPr>
-        <w:t>. (See Annex 2 for Provincial Ordinance No. 003, Series of 2011.)</w:t>
+        <w:pStyle w:val="ListParagraph"/>
+        <w:numPr>
+          <w:ilvl w:val="3"/>
+          <w:numId w:val="1"/>
+        </w:numPr>
+        <w:pBdr>
+          <w:top w:val="nil"/>
+          <w:left w:val="nil"/>
+          <w:bottom w:val="nil"/>
+          <w:right w:val="nil"/>
+          <w:between w:val="nil"/>
+        </w:pBdr>
+        <w:spacing w:line="276" w:lineRule="auto"/>
+        <w:ind w:left="709"/>
+        <w:jc w:val="both"/>
+        <w:rPr>
+          <w:rFonts w:ascii="Arial" w:eastAsia="Arial" w:hAnsi="Arial" w:cs="Arial"/>
+          <w:bCs/>
+          <w:color w:val="000000"/>
+          <w:sz w:val="24"/>
+          <w:szCs w:val="24"/>
+        </w:rPr>
+      </w:pPr>
+      <w:r>
+        <w:rPr>
+          <w:rFonts w:ascii="Arial" w:eastAsia="Arial" w:hAnsi="Arial" w:cs="Arial"/>
+          <w:b/>
+          <w:i/>
+          <w:iCs/>
+          <w:color w:val="000000"/>
+          <w:sz w:val="24"/>
+          <w:szCs w:val="24"/>
+        </w:rPr>
+        <w:t>Promote sustainability.</w:t>
+      </w:r>
+      <w:r>
+        <w:rPr>
+          <w:rFonts w:ascii="Arial" w:eastAsia="Arial" w:hAnsi="Arial" w:cs="Arial"/>
+          <w:bCs/>
+          <w:color w:val="000000"/>
+          <w:sz w:val="24"/>
+          <w:szCs w:val="24"/>
+        </w:rPr>
+        <w:t xml:space="preserve">  It will also be the responsibility of the Batangas Coffee Board to encourage the farmers to practice environmentally responsible farming practices that will preserve soil health, biodiversity, and water resources.  Supporting Batangas coffee farmers can promote sustainable agricultural practices.  Many small-scale farmers use eco-friendly methods, including organic farming and shade-grown coffee cultivation, which help preserve biodiversity and maintain soil fertility.  By investing in local coffee, consumers can encourage ethical and environmentally responsible farming.</w:t>
       </w:r>
     </w:p>
     <w:p>
       <w:pPr>
-        <w:rPr>
-          <w:rFonts w:ascii="Arial" w:hAnsi="Arial" w:cs="Arial"/>
-          <w:sz w:val="22"/>
-          <w:szCs w:val="22"/>
-        </w:rPr>
-      </w:pPr>
-      <w:r>
-        <w:rPr>
-          <w:rFonts w:ascii="Arial" w:hAnsi="Arial" w:cs="Arial"/>
-          <w:sz w:val="22"/>
-          <w:szCs w:val="22"/>
-        </w:rPr>
-        <w:t>•</w:t>
-      </w:r>
-      <w:r>
-        <w:rPr>
-          <w:rFonts w:ascii="Arial" w:hAnsi="Arial" w:cs="Arial"/>
-          <w:sz w:val="22"/>
-          <w:szCs w:val="22"/>
-        </w:rPr>
-        <w:tab/>
-        <w:t>External quality is the lack of blemishes due to the fact that the island is free of mango seed and pulp weevil because of the strict sanitary and quarantine norms practiced over the years. The lack of blemishes and damage of fruit infesting insect pest is also attributed to the strict adherence to and the timing of production practices like planting, flower induction, and implementation of Integrated Cultural Management (ICM);</w:t>
-      </w:r>
+        <w:pStyle w:val="ListParagraph"/>
+        <w:spacing w:line="276" w:lineRule="auto"/>
+        <w:rPr>
+          <w:rFonts w:ascii="Arial" w:eastAsia="Arial" w:hAnsi="Arial" w:cs="Arial"/>
+          <w:bCs/>
+          <w:color w:val="000000"/>
+          <w:sz w:val="24"/>
+          <w:szCs w:val="24"/>
+        </w:rPr>
+      </w:pPr>
     </w:p>
     <w:p>
       <w:pPr>
-        <w:rPr>
-          <w:rFonts w:ascii="Arial" w:hAnsi="Arial" w:cs="Arial"/>
-          <w:sz w:val="22"/>
-          <w:szCs w:val="22"/>
-        </w:rPr>
-      </w:pPr>
-      <w:r>
-        <w:rPr>
-          <w:rFonts w:ascii="Arial" w:hAnsi="Arial" w:cs="Arial"/>
-          <w:sz w:val="22"/>
-          <w:szCs w:val="22"/>
-        </w:rPr>
-        <w:t>•</w:t>
-      </w:r>
-      <w:r>
-        <w:rPr>
-          <w:rFonts w:ascii="Arial" w:hAnsi="Arial" w:cs="Arial"/>
-          <w:sz w:val="22"/>
-          <w:szCs w:val="22"/>
-        </w:rPr>
-        <w:tab/>
-        <w:t>Quality is having a good fruit appearance, smooth skin, yellow orange flesh color, firm flesh, good pulp consistency and good resistance to handling and transport, all attributable to the high level of calcium in the soil.</w:t>
+        <w:pStyle w:val="ListParagraph"/>
+        <w:numPr>
+          <w:ilvl w:val="3"/>
+          <w:numId w:val="1"/>
+        </w:numPr>
+        <w:pBdr>
+          <w:top w:val="nil"/>
+          <w:left w:val="nil"/>
+          <w:bottom w:val="nil"/>
+          <w:right w:val="nil"/>
+          <w:between w:val="nil"/>
+        </w:pBdr>
+        <w:spacing w:line="276" w:lineRule="auto"/>
+        <w:ind w:left="709"/>
+        <w:jc w:val="both"/>
+        <w:rPr>
+          <w:rFonts w:ascii="Arial" w:eastAsia="Arial" w:hAnsi="Arial" w:cs="Arial"/>
+          <w:bCs/>
+          <w:color w:val="000000"/>
+          <w:sz w:val="24"/>
+          <w:szCs w:val="24"/>
+        </w:rPr>
+      </w:pPr>
+      <w:r>
+        <w:rPr>
+          <w:rFonts w:ascii="Arial" w:eastAsia="Arial" w:hAnsi="Arial" w:cs="Arial"/>
+          <w:b/>
+          <w:i/>
+          <w:iCs/>
+          <w:color w:val="000000"/>
+          <w:sz w:val="24"/>
+          <w:szCs w:val="24"/>
+        </w:rPr>
+        <w:t>Enhance market competitiveness.</w:t>
+      </w:r>
+      <w:r>
+        <w:rPr>
+          <w:rFonts w:ascii="Arial" w:eastAsia="Arial" w:hAnsi="Arial" w:cs="Arial"/>
+          <w:bCs/>
+          <w:i/>
+          <w:iCs/>
+          <w:color w:val="000000"/>
+          <w:sz w:val="24"/>
+          <w:szCs w:val="24"/>
+        </w:rPr>
+        <w:t xml:space="preserve">  </w:t>
+      </w:r>
+      <w:r>
+        <w:rPr>
+          <w:rFonts w:ascii="Arial" w:eastAsia="Arial" w:hAnsi="Arial" w:cs="Arial"/>
+          <w:bCs/>
+          <w:color w:val="000000"/>
+          <w:sz w:val="24"/>
+          <w:szCs w:val="24"/>
+        </w:rPr>
+        <w:t xml:space="preserve">It is also essential that </w:t>
+      </w:r>
+      <w:proofErr w:type="spellStart"/>
+      <w:r>
+        <w:rPr>
+          <w:rFonts w:ascii="Arial" w:eastAsia="Arial" w:hAnsi="Arial" w:cs="Arial"/>
+          <w:bCs/>
+          <w:i/>
+          <w:iCs/>
+          <w:color w:val="000000"/>
+          <w:sz w:val="24"/>
+          <w:szCs w:val="24"/>
+        </w:rPr>
+        <w:t>kapeng</w:t>
+      </w:r>
+      <w:proofErr w:type="spellEnd"/>
+      <w:r>
+        <w:rPr>
+          <w:rFonts w:ascii="Arial" w:eastAsia="Arial" w:hAnsi="Arial" w:cs="Arial"/>
+          <w:bCs/>
+          <w:i/>
+          <w:iCs/>
+          <w:color w:val="000000"/>
+          <w:sz w:val="24"/>
+          <w:szCs w:val="24"/>
+        </w:rPr>
+        <w:t xml:space="preserve"> </w:t>
+      </w:r>
+      <w:proofErr w:type="spellStart"/>
+      <w:r>
+        <w:rPr>
+          <w:rFonts w:ascii="Arial" w:eastAsia="Arial" w:hAnsi="Arial" w:cs="Arial"/>
+          <w:bCs/>
+          <w:i/>
+          <w:iCs/>
+          <w:color w:val="000000"/>
+          <w:sz w:val="24"/>
+          <w:szCs w:val="24"/>
+        </w:rPr>
+        <w:t>barako</w:t>
+      </w:r>
+      <w:proofErr w:type="spellEnd"/>
+      <w:r>
+        <w:rPr>
+          <w:rFonts w:ascii="Arial" w:eastAsia="Arial" w:hAnsi="Arial" w:cs="Arial"/>
+          <w:bCs/>
+          <w:color w:val="000000"/>
+          <w:sz w:val="24"/>
+          <w:szCs w:val="24"/>
+        </w:rPr>
+        <w:t xml:space="preserve"> will become highly competitive in domestic and international coffee markets.  This can be </w:t>
+      </w:r>
+      <w:proofErr w:type="spellStart"/>
+      <w:r>
+        <w:rPr>
+          <w:rFonts w:ascii="Arial" w:eastAsia="Arial" w:hAnsi="Arial" w:cs="Arial"/>
+          <w:bCs/>
+          <w:color w:val="000000"/>
+          <w:sz w:val="24"/>
+          <w:szCs w:val="24"/>
+        </w:rPr>
+        <w:t>cone</w:t>
+      </w:r>
+      <w:proofErr w:type="spellEnd"/>
+      <w:r>
+        <w:rPr>
+          <w:rFonts w:ascii="Arial" w:eastAsia="Arial" w:hAnsi="Arial" w:cs="Arial"/>
+          <w:bCs/>
+          <w:color w:val="000000"/>
+          <w:sz w:val="24"/>
+          <w:szCs w:val="24"/>
+        </w:rPr>
+        <w:t xml:space="preserve"> by certifying the authenticity and the quality of the </w:t>
+      </w:r>
+      <w:proofErr w:type="spellStart"/>
+      <w:r>
+        <w:rPr>
+          <w:rFonts w:ascii="Arial" w:eastAsia="Arial" w:hAnsi="Arial" w:cs="Arial"/>
+          <w:bCs/>
+          <w:i/>
+          <w:iCs/>
+          <w:color w:val="000000"/>
+          <w:sz w:val="24"/>
+          <w:szCs w:val="24"/>
+        </w:rPr>
+        <w:t>kapeng</w:t>
+      </w:r>
+      <w:proofErr w:type="spellEnd"/>
+      <w:r>
+        <w:rPr>
+          <w:rFonts w:ascii="Arial" w:eastAsia="Arial" w:hAnsi="Arial" w:cs="Arial"/>
+          <w:bCs/>
+          <w:i/>
+          <w:iCs/>
+          <w:color w:val="000000"/>
+          <w:sz w:val="24"/>
+          <w:szCs w:val="24"/>
+        </w:rPr>
+        <w:t xml:space="preserve"> </w:t>
+      </w:r>
+      <w:proofErr w:type="spellStart"/>
+      <w:r>
+        <w:rPr>
+          <w:rFonts w:ascii="Arial" w:eastAsia="Arial" w:hAnsi="Arial" w:cs="Arial"/>
+          <w:bCs/>
+          <w:i/>
+          <w:iCs/>
+          <w:color w:val="000000"/>
+          <w:sz w:val="24"/>
+          <w:szCs w:val="24"/>
+        </w:rPr>
+        <w:t>barako</w:t>
+      </w:r>
+      <w:proofErr w:type="spellEnd"/>
+      <w:r>
+        <w:rPr>
+          <w:rFonts w:ascii="Arial" w:eastAsia="Arial" w:hAnsi="Arial" w:cs="Arial"/>
+          <w:bCs/>
+          <w:color w:val="000000"/>
+          <w:sz w:val="24"/>
+          <w:szCs w:val="24"/>
+        </w:rPr>
+        <w:t xml:space="preserve">.  </w:t>
       </w:r>
     </w:p>
     <w:p>
       <w:pPr>
-        <w:rPr>
-          <w:rFonts w:ascii="Arial" w:hAnsi="Arial" w:cs="Arial"/>
-          <w:sz w:val="22"/>
-          <w:szCs w:val="22"/>
-        </w:rPr>
-      </w:pPr>
-      <w:r>
-        <w:rPr>
-          <w:rFonts w:ascii="Arial" w:hAnsi="Arial" w:cs="Arial"/>
-          <w:sz w:val="22"/>
-          <w:szCs w:val="22"/>
-        </w:rPr>
-        <w:t>•</w:t>
-      </w:r>
-      <w:r>
-        <w:rPr>
-          <w:rFonts w:ascii="Arial" w:hAnsi="Arial" w:cs="Arial"/>
-          <w:sz w:val="22"/>
-          <w:szCs w:val="22"/>
-        </w:rPr>
-        <w:tab/>
-        <w:t>Quality: Chemical and micro-biological hazards free due to strict implementation of Good Agricultural Practice (GAP) in the farm.</w:t>
-      </w:r>
+        <w:pStyle w:val="ListParagraph"/>
+        <w:spacing w:line="276" w:lineRule="auto"/>
+        <w:ind w:left="0" w:firstLine="709"/>
+        <w:rPr>
+          <w:rFonts w:ascii="Arial" w:eastAsia="Arial" w:hAnsi="Arial" w:cs="Arial"/>
+          <w:bCs/>
+          <w:color w:val="000000"/>
+          <w:sz w:val="24"/>
+          <w:szCs w:val="24"/>
+        </w:rPr>
+      </w:pPr>
     </w:p>
     <w:p>
       <w:pPr>
-        <w:rPr>
-          <w:rFonts w:ascii="Arial" w:hAnsi="Arial" w:cs="Arial"/>
-          <w:sz w:val="22"/>
-          <w:szCs w:val="22"/>
-        </w:rPr>
-      </w:pPr>
+        <w:pStyle w:val="ListParagraph"/>
+        <w:spacing w:line="276" w:lineRule="auto"/>
+        <w:ind w:left="0" w:firstLine="709"/>
+        <w:jc w:val="both"/>
+        <w:rPr>
+          <w:rFonts w:ascii="Arial" w:eastAsia="Arial" w:hAnsi="Arial" w:cs="Arial"/>
+          <w:bCs/>
+          <w:color w:val="000000"/>
+          <w:sz w:val="24"/>
+          <w:szCs w:val="24"/>
+        </w:rPr>
+      </w:pPr>
+      <w:r>
+        <w:rPr>
+          <w:rFonts w:ascii="Arial" w:eastAsia="Arial" w:hAnsi="Arial" w:cs="Arial"/>
+          <w:bCs/>
+          <w:color w:val="000000"/>
+          <w:sz w:val="24"/>
+          <w:szCs w:val="24"/>
+        </w:rPr>
+        <w:t xml:space="preserve">Protecting Batangas </w:t>
+      </w:r>
+      <w:proofErr w:type="spellStart"/>
+      <w:r>
+        <w:rPr>
+          <w:rFonts w:ascii="Arial" w:eastAsia="Arial" w:hAnsi="Arial" w:cs="Arial"/>
+          <w:bCs/>
+          <w:i/>
+          <w:iCs/>
+          <w:color w:val="000000"/>
+          <w:sz w:val="24"/>
+          <w:szCs w:val="24"/>
+        </w:rPr>
+        <w:t>kapeng</w:t>
+      </w:r>
+      <w:proofErr w:type="spellEnd"/>
+      <w:r>
+        <w:rPr>
+          <w:rFonts w:ascii="Arial" w:eastAsia="Arial" w:hAnsi="Arial" w:cs="Arial"/>
+          <w:bCs/>
+          <w:i/>
+          <w:iCs/>
+          <w:color w:val="000000"/>
+          <w:sz w:val="24"/>
+          <w:szCs w:val="24"/>
+        </w:rPr>
+        <w:t xml:space="preserve"> </w:t>
+      </w:r>
+      <w:proofErr w:type="spellStart"/>
+      <w:r>
+        <w:rPr>
+          <w:rFonts w:ascii="Arial" w:eastAsia="Arial" w:hAnsi="Arial" w:cs="Arial"/>
+          <w:bCs/>
+          <w:i/>
+          <w:iCs/>
+          <w:color w:val="000000"/>
+          <w:sz w:val="24"/>
+          <w:szCs w:val="24"/>
+        </w:rPr>
+        <w:t>barako</w:t>
+      </w:r>
+      <w:proofErr w:type="spellEnd"/>
+      <w:r>
+        <w:rPr>
+          <w:rFonts w:ascii="Arial" w:eastAsia="Arial" w:hAnsi="Arial" w:cs="Arial"/>
+          <w:bCs/>
+          <w:i/>
+          <w:iCs/>
+          <w:color w:val="000000"/>
+          <w:sz w:val="24"/>
+          <w:szCs w:val="24"/>
+        </w:rPr>
+        <w:t xml:space="preserve"> </w:t>
+      </w:r>
+      <w:r>
+        <w:rPr>
+          <w:rFonts w:ascii="Arial" w:eastAsia="Arial" w:hAnsi="Arial" w:cs="Arial"/>
+          <w:bCs/>
+          <w:color w:val="000000"/>
+          <w:sz w:val="24"/>
+          <w:szCs w:val="24"/>
+        </w:rPr>
+        <w:t xml:space="preserve">is vital for the sustainability of the local coffee industry and the preservation of a heritage product that holds deep historical and cultural significance.  The Batangas Coffee Federation is dedicated to ensuring that this treasured </w:t>
+      </w:r>
+      <w:r>
+        <w:rPr>
+          <w:rFonts w:ascii="Arial" w:eastAsia="Arial" w:hAnsi="Arial" w:cs="Arial"/>
+          <w:bCs/>
+          <w:color w:val="000000"/>
+          <w:sz w:val="24"/>
+          <w:szCs w:val="24"/>
+        </w:rPr>
+        <w:lastRenderedPageBreak/>
+        <w:t>coffee variety continues to thrive, benefiting farmers, consumers, and the broader coffee industry in local and international markets.</w:t>
+      </w:r>
     </w:p>
     <w:p>
       <w:pPr>
+        <w:spacing w:line="276" w:lineRule="auto"/>
+        <w:jc w:val="both"/>
+        <w:rPr>
+          <w:rFonts w:ascii="Arial" w:eastAsia="Arial" w:hAnsi="Arial" w:cs="Arial"/>
+          <w:bCs/>
+          <w:color w:val="000000"/>
+          <w:sz w:val="24"/>
+          <w:szCs w:val="24"/>
+        </w:rPr>
+      </w:pPr>
+    </w:p>
+    <w:p>
+      <w:pPr>
+        <w:pStyle w:val="Heading2"/>
         <w:rPr>
           <w:rFonts w:ascii="Arial" w:hAnsi="Arial" w:cs="Arial"/>
           <w:b/>
           <w:bCs/>
-          <w:sz w:val="22"/>
-          <w:szCs w:val="22"/>
-        </w:rPr>
-      </w:pPr>
+          <w:color w:val="000000" w:themeColor="text1"/>
+          <w:sz w:val="24"/>
+          <w:szCs w:val="24"/>
+        </w:rPr>
+      </w:pPr>
+      <w:bookmarkStart w:id="1" w:name="_Toc199255593"/>
       <w:r>
         <w:rPr>
           <w:rFonts w:ascii="Arial" w:hAnsi="Arial" w:cs="Arial"/>
           <w:b/>
           <w:bCs/>
-          <w:sz w:val="22"/>
-          <w:szCs w:val="22"/>
-        </w:rPr>
-        <w:t>II.</w:t>
-      </w:r>
-      <w:r>
-        <w:rPr>
-          <w:rFonts w:ascii="Arial" w:hAnsi="Arial" w:cs="Arial"/>
-          <w:b/>
-          <w:bCs/>
-          <w:sz w:val="22"/>
-          <w:szCs w:val="22"/>
-        </w:rPr>
-        <w:tab/>
+          <w:color w:val="000000" w:themeColor="text1"/>
+          <w:sz w:val="24"/>
+          <w:szCs w:val="24"/>
+        </w:rPr>
         <w:t>Reputation</w:t>
       </w:r>
+      <w:bookmarkEnd w:id="1"/>
     </w:p>
     <w:p>
       <w:pPr>
-        <w:rPr>
-          <w:rFonts w:ascii="Arial" w:hAnsi="Arial" w:cs="Arial"/>
-          <w:sz w:val="22"/>
-          <w:szCs w:val="22"/>
-        </w:rPr>
-      </w:pPr>
-      <w:r>
-        <w:rPr>
-          <w:rFonts w:ascii="Arial" w:hAnsi="Arial" w:cs="Arial"/>
-          <w:sz w:val="22"/>
-          <w:szCs w:val="22"/>
-        </w:rPr>
-        <w:t xml:space="preserve">On the other hand, the reputation of the </w:t>
-      </w:r>
-      <w:proofErr w:type="spellStart"/>
-      <w:r>
-        <w:rPr>
-          <w:rFonts w:ascii="Arial" w:hAnsi="Arial" w:cs="Arial"/>
-          <w:sz w:val="22"/>
-          <w:szCs w:val="22"/>
-        </w:rPr>
-        <w:t>Guimaras</w:t>
-      </w:r>
-      <w:proofErr w:type="spellEnd"/>
-      <w:r>
-        <w:rPr>
-          <w:rFonts w:ascii="Arial" w:hAnsi="Arial" w:cs="Arial"/>
-          <w:sz w:val="22"/>
-          <w:szCs w:val="22"/>
-        </w:rPr>
-        <w:t xml:space="preserve"> Mango is evidenced by the following:</w:t>
-      </w:r>
+        <w:pBdr>
+          <w:top w:val="nil"/>
+          <w:left w:val="nil"/>
+          <w:bottom w:val="nil"/>
+          <w:right w:val="nil"/>
+          <w:between w:val="nil"/>
+        </w:pBdr>
+        <w:spacing w:after="0" w:line="276" w:lineRule="auto"/>
+        <w:jc w:val="both"/>
+        <w:rPr>
+          <w:rFonts w:ascii="Arial" w:eastAsia="Arial" w:hAnsi="Arial" w:cs="Arial"/>
+          <w:b/>
+          <w:sz w:val="24"/>
+          <w:szCs w:val="24"/>
+        </w:rPr>
+      </w:pPr>
     </w:p>
     <w:p>
       <w:pPr>
-        <w:rPr>
-          <w:rFonts w:ascii="Arial" w:hAnsi="Arial" w:cs="Arial"/>
-          <w:sz w:val="22"/>
-          <w:szCs w:val="22"/>
-        </w:rPr>
-      </w:pPr>
+        <w:pStyle w:val="ListParagraph"/>
+        <w:spacing w:line="276" w:lineRule="auto"/>
+        <w:ind w:left="0" w:firstLine="709"/>
+        <w:jc w:val="both"/>
+        <w:rPr>
+          <w:rFonts w:ascii="Arial" w:eastAsia="Arial" w:hAnsi="Arial" w:cs="Arial"/>
+          <w:bCs/>
+          <w:color w:val="000000"/>
+          <w:sz w:val="24"/>
+          <w:szCs w:val="24"/>
+        </w:rPr>
+      </w:pPr>
+      <w:r>
+        <w:rPr>
+          <w:rFonts w:ascii="Arial" w:eastAsia="Arial" w:hAnsi="Arial" w:cs="Arial"/>
+          <w:bCs/>
+          <w:color w:val="000000"/>
+          <w:sz w:val="24"/>
+          <w:szCs w:val="24"/>
+        </w:rPr>
+        <w:t xml:space="preserve">This Code of Practice is designed to establish and uphold a reputation of </w:t>
+      </w:r>
+      <w:r>
+        <w:rPr>
+          <w:rFonts w:ascii="Arial" w:eastAsia="Arial" w:hAnsi="Arial" w:cs="Arial"/>
+          <w:b/>
+          <w:color w:val="000000"/>
+          <w:sz w:val="24"/>
+          <w:szCs w:val="24"/>
+        </w:rPr>
+        <w:t xml:space="preserve">quality, authenticity, sustainability, </w:t>
+      </w:r>
+      <w:r>
+        <w:rPr>
+          <w:rFonts w:ascii="Arial" w:eastAsia="Arial" w:hAnsi="Arial" w:cs="Arial"/>
+          <w:bCs/>
+          <w:color w:val="000000"/>
+          <w:sz w:val="24"/>
+          <w:szCs w:val="24"/>
+        </w:rPr>
+        <w:t xml:space="preserve">and </w:t>
+      </w:r>
+      <w:r>
+        <w:rPr>
+          <w:rFonts w:ascii="Arial" w:eastAsia="Arial" w:hAnsi="Arial" w:cs="Arial"/>
+          <w:b/>
+          <w:color w:val="000000"/>
+          <w:sz w:val="24"/>
+          <w:szCs w:val="24"/>
+        </w:rPr>
+        <w:t xml:space="preserve">cultural integrity.  </w:t>
+      </w:r>
+      <w:r>
+        <w:rPr>
+          <w:rFonts w:ascii="Arial" w:eastAsia="Arial" w:hAnsi="Arial" w:cs="Arial"/>
+          <w:bCs/>
+          <w:color w:val="000000"/>
+          <w:sz w:val="24"/>
+          <w:szCs w:val="24"/>
+        </w:rPr>
+        <w:t>While it is gaining broader recognition, its emerging reputation is built on several key pillars:</w:t>
+      </w:r>
     </w:p>
     <w:p>
       <w:pPr>
-        <w:rPr>
-          <w:rFonts w:ascii="Arial" w:hAnsi="Arial" w:cs="Arial"/>
-          <w:sz w:val="22"/>
-          <w:szCs w:val="22"/>
-        </w:rPr>
-      </w:pPr>
-      <w:r>
-        <w:rPr>
-          <w:rFonts w:ascii="Arial" w:hAnsi="Arial" w:cs="Arial"/>
-          <w:sz w:val="22"/>
-          <w:szCs w:val="22"/>
-        </w:rPr>
-        <w:t></w:t>
-      </w:r>
-      <w:r>
-        <w:rPr>
-          <w:rFonts w:ascii="Arial" w:hAnsi="Arial" w:cs="Arial"/>
-          <w:sz w:val="22"/>
-          <w:szCs w:val="22"/>
-        </w:rPr>
-        <w:tab/>
-        <w:t xml:space="preserve">In the article published in MIN </w:t>
-      </w:r>
-      <w:proofErr w:type="spellStart"/>
-      <w:r>
-        <w:rPr>
-          <w:rFonts w:ascii="Arial" w:hAnsi="Arial" w:cs="Arial"/>
-          <w:sz w:val="22"/>
-          <w:szCs w:val="22"/>
-        </w:rPr>
-        <w:t>infonews</w:t>
-      </w:r>
-      <w:proofErr w:type="spellEnd"/>
-      <w:r>
-        <w:rPr>
-          <w:rFonts w:ascii="Arial" w:hAnsi="Arial" w:cs="Arial"/>
-          <w:sz w:val="22"/>
-          <w:szCs w:val="22"/>
-        </w:rPr>
-        <w:t xml:space="preserve"> ‘Manila Super Mangoes’ from </w:t>
-      </w:r>
-      <w:proofErr w:type="spellStart"/>
-      <w:r>
-        <w:rPr>
-          <w:rFonts w:ascii="Arial" w:hAnsi="Arial" w:cs="Arial"/>
-          <w:sz w:val="22"/>
-          <w:szCs w:val="22"/>
-        </w:rPr>
-        <w:t>Guimaras</w:t>
-      </w:r>
-      <w:proofErr w:type="spellEnd"/>
-      <w:r>
-        <w:rPr>
-          <w:rFonts w:ascii="Arial" w:hAnsi="Arial" w:cs="Arial"/>
-          <w:sz w:val="22"/>
-          <w:szCs w:val="22"/>
-        </w:rPr>
-        <w:t xml:space="preserve"> was exported to Australia. Mangoes were harvested and brought to Manila for postharvest treatment using vapor heat treatment (VHT), repacked and sent to Australia. MIN </w:t>
-      </w:r>
-      <w:proofErr w:type="spellStart"/>
-      <w:r>
-        <w:rPr>
-          <w:rFonts w:ascii="Arial" w:hAnsi="Arial" w:cs="Arial"/>
-          <w:sz w:val="22"/>
-          <w:szCs w:val="22"/>
-        </w:rPr>
-        <w:t>infonews</w:t>
-      </w:r>
-      <w:proofErr w:type="spellEnd"/>
-      <w:r>
-        <w:rPr>
-          <w:rFonts w:ascii="Arial" w:hAnsi="Arial" w:cs="Arial"/>
-          <w:sz w:val="22"/>
-          <w:szCs w:val="22"/>
-        </w:rPr>
-        <w:t xml:space="preserve"> is a quarterly publication of the Mango Information Network. (See Annex 3 for MIN </w:t>
-      </w:r>
-      <w:proofErr w:type="spellStart"/>
-      <w:r>
-        <w:rPr>
-          <w:rFonts w:ascii="Arial" w:hAnsi="Arial" w:cs="Arial"/>
-          <w:sz w:val="22"/>
-          <w:szCs w:val="22"/>
-        </w:rPr>
-        <w:t>infonews</w:t>
-      </w:r>
-      <w:proofErr w:type="spellEnd"/>
-      <w:r>
-        <w:rPr>
-          <w:rFonts w:ascii="Arial" w:hAnsi="Arial" w:cs="Arial"/>
-          <w:sz w:val="22"/>
-          <w:szCs w:val="22"/>
-        </w:rPr>
-        <w:t>.)</w:t>
-      </w:r>
+        <w:pStyle w:val="ListParagraph"/>
+        <w:spacing w:line="276" w:lineRule="auto"/>
+        <w:ind w:left="0" w:firstLine="709"/>
+        <w:jc w:val="both"/>
+        <w:rPr>
+          <w:rFonts w:ascii="Arial" w:eastAsia="Arial" w:hAnsi="Arial" w:cs="Arial"/>
+          <w:bCs/>
+          <w:color w:val="000000"/>
+          <w:sz w:val="24"/>
+          <w:szCs w:val="24"/>
+        </w:rPr>
+      </w:pPr>
     </w:p>
     <w:p>
       <w:pPr>
-        <w:rPr>
-          <w:rFonts w:ascii="Arial" w:hAnsi="Arial" w:cs="Arial"/>
-          <w:sz w:val="22"/>
-          <w:szCs w:val="22"/>
-        </w:rPr>
-      </w:pPr>
-      <w:r>
-        <w:rPr>
-          <w:rFonts w:ascii="Arial" w:hAnsi="Arial" w:cs="Arial"/>
-          <w:sz w:val="22"/>
-          <w:szCs w:val="22"/>
-        </w:rPr>
-        <w:t></w:t>
-      </w:r>
-      <w:r>
-        <w:rPr>
-          <w:rFonts w:ascii="Arial" w:hAnsi="Arial" w:cs="Arial"/>
-          <w:sz w:val="22"/>
-          <w:szCs w:val="22"/>
-        </w:rPr>
-        <w:tab/>
-        <w:t xml:space="preserve">In the article published on Balita website dated June 27, 2012, Mr. </w:t>
-      </w:r>
-      <w:proofErr w:type="spellStart"/>
-      <w:r>
-        <w:rPr>
-          <w:rFonts w:ascii="Arial" w:hAnsi="Arial" w:cs="Arial"/>
-          <w:sz w:val="22"/>
-          <w:szCs w:val="22"/>
-        </w:rPr>
-        <w:t>Vizmindo</w:t>
-      </w:r>
-      <w:proofErr w:type="spellEnd"/>
-      <w:r>
-        <w:rPr>
-          <w:rFonts w:ascii="Arial" w:hAnsi="Arial" w:cs="Arial"/>
-          <w:sz w:val="22"/>
-          <w:szCs w:val="22"/>
-        </w:rPr>
-        <w:t xml:space="preserve"> Cuda, Vice-Chairman of the mango industry cluster and a Davao mango grower, expressed the plan of the cluster to</w:t>
-      </w:r>
-      <w:r>
-        <w:rPr>
-          <w:rFonts w:ascii="Arial" w:hAnsi="Arial" w:cs="Arial"/>
-          <w:sz w:val="22"/>
-          <w:szCs w:val="22"/>
+        <w:spacing w:line="276" w:lineRule="auto"/>
+        <w:jc w:val="both"/>
+        <w:rPr>
+          <w:rFonts w:ascii="Arial" w:eastAsia="Arial" w:hAnsi="Arial" w:cs="Arial"/>
+          <w:bCs/>
+          <w:i/>
+          <w:iCs/>
+          <w:color w:val="000000"/>
+          <w:sz w:val="24"/>
+          <w:szCs w:val="24"/>
+        </w:rPr>
+      </w:pPr>
+      <w:r>
+        <w:rPr>
+          <w:rFonts w:ascii="Arial" w:eastAsia="Arial" w:hAnsi="Arial" w:cs="Arial"/>
+          <w:bCs/>
+          <w:i/>
+          <w:iCs/>
+          <w:color w:val="000000"/>
+          <w:sz w:val="24"/>
+          <w:szCs w:val="24"/>
+        </w:rPr>
+        <w:t>1.</w:t>
+      </w:r>
+      <w:r>
+        <w:rPr>
+          <w:rFonts w:ascii="Arial" w:eastAsia="Arial" w:hAnsi="Arial" w:cs="Arial"/>
+          <w:b/>
+          <w:i/>
+          <w:iCs/>
+          <w:color w:val="000000"/>
+          <w:sz w:val="24"/>
+          <w:szCs w:val="24"/>
+        </w:rPr>
+        <w:t>Authenticity Shield.</w:t>
+      </w:r>
+      <w:r>
+        <w:rPr>
+          <w:rFonts w:ascii="Arial" w:eastAsia="Arial" w:hAnsi="Arial" w:cs="Arial"/>
+          <w:bCs/>
+          <w:i/>
+          <w:iCs/>
+          <w:color w:val="000000"/>
+          <w:sz w:val="24"/>
+          <w:szCs w:val="24"/>
+        </w:rPr>
+        <w:t xml:space="preserve">  </w:t>
+      </w:r>
+      <w:r>
+        <w:rPr>
+          <w:rFonts w:ascii="Arial" w:eastAsia="Arial" w:hAnsi="Arial" w:cs="Arial"/>
+          <w:bCs/>
+          <w:color w:val="000000"/>
+          <w:sz w:val="24"/>
+          <w:szCs w:val="24"/>
+        </w:rPr>
+        <w:t xml:space="preserve">This Code of Practice serves as a standard yardstick for what qualifies as authentic Batangas </w:t>
+      </w:r>
+      <w:proofErr w:type="spellStart"/>
+      <w:r>
+        <w:rPr>
+          <w:rFonts w:ascii="Arial" w:eastAsia="Arial" w:hAnsi="Arial" w:cs="Arial"/>
+          <w:bCs/>
+          <w:i/>
+          <w:iCs/>
+          <w:color w:val="000000"/>
+          <w:sz w:val="24"/>
+          <w:szCs w:val="24"/>
+        </w:rPr>
+        <w:t>kapeng</w:t>
+      </w:r>
+      <w:proofErr w:type="spellEnd"/>
+      <w:r>
+        <w:rPr>
+          <w:rFonts w:ascii="Arial" w:eastAsia="Arial" w:hAnsi="Arial" w:cs="Arial"/>
+          <w:bCs/>
+          <w:i/>
+          <w:iCs/>
+          <w:color w:val="000000"/>
+          <w:sz w:val="24"/>
+          <w:szCs w:val="24"/>
         </w:rPr>
         <w:t xml:space="preserve"> </w:t>
       </w:r>
-      <w:r>
-        <w:rPr>
-          <w:rFonts w:ascii="Arial" w:hAnsi="Arial" w:cs="Arial"/>
-          <w:sz w:val="22"/>
-          <w:szCs w:val="22"/>
-        </w:rPr>
-        <w:t xml:space="preserve">conduct a benchmarking trip to </w:t>
-      </w:r>
-      <w:proofErr w:type="spellStart"/>
-      <w:r>
-        <w:rPr>
-          <w:rFonts w:ascii="Arial" w:hAnsi="Arial" w:cs="Arial"/>
-          <w:sz w:val="22"/>
-          <w:szCs w:val="22"/>
-        </w:rPr>
-        <w:t>Guimaras</w:t>
-      </w:r>
-      <w:proofErr w:type="spellEnd"/>
-      <w:r>
-        <w:rPr>
-          <w:rFonts w:ascii="Arial" w:hAnsi="Arial" w:cs="Arial"/>
-          <w:sz w:val="22"/>
-          <w:szCs w:val="22"/>
-        </w:rPr>
-        <w:t xml:space="preserve">, specifically to see first-hand how </w:t>
-      </w:r>
-      <w:proofErr w:type="spellStart"/>
-      <w:r>
-        <w:rPr>
-          <w:rFonts w:ascii="Arial" w:hAnsi="Arial" w:cs="Arial"/>
-          <w:sz w:val="22"/>
-          <w:szCs w:val="22"/>
-        </w:rPr>
-        <w:t>Guimaras</w:t>
-      </w:r>
-      <w:proofErr w:type="spellEnd"/>
-      <w:r>
-        <w:rPr>
-          <w:rFonts w:ascii="Arial" w:hAnsi="Arial" w:cs="Arial"/>
-          <w:sz w:val="22"/>
-          <w:szCs w:val="22"/>
-        </w:rPr>
-        <w:t xml:space="preserve"> produces mangoes with the highest export quality. According to him, </w:t>
-      </w:r>
-      <w:proofErr w:type="spellStart"/>
-      <w:r>
-        <w:rPr>
-          <w:rFonts w:ascii="Arial" w:hAnsi="Arial" w:cs="Arial"/>
-          <w:sz w:val="22"/>
-          <w:szCs w:val="22"/>
-        </w:rPr>
-        <w:t>Guimaras</w:t>
-      </w:r>
-      <w:proofErr w:type="spellEnd"/>
-      <w:r>
-        <w:rPr>
-          <w:rFonts w:ascii="Arial" w:hAnsi="Arial" w:cs="Arial"/>
-          <w:sz w:val="22"/>
-          <w:szCs w:val="22"/>
-        </w:rPr>
-        <w:t xml:space="preserve"> is a good model for the Davao mango growers to follow. (See Annex 4 for Balita webpage article.)</w:t>
+      <w:proofErr w:type="spellStart"/>
+      <w:r>
+        <w:rPr>
+          <w:rFonts w:ascii="Arial" w:eastAsia="Arial" w:hAnsi="Arial" w:cs="Arial"/>
+          <w:bCs/>
+          <w:i/>
+          <w:iCs/>
+          <w:color w:val="000000"/>
+          <w:sz w:val="24"/>
+          <w:szCs w:val="24"/>
+        </w:rPr>
+        <w:t>barako</w:t>
+      </w:r>
+      <w:proofErr w:type="spellEnd"/>
+      <w:r>
+        <w:rPr>
+          <w:rFonts w:ascii="Arial" w:eastAsia="Arial" w:hAnsi="Arial" w:cs="Arial"/>
+          <w:bCs/>
+          <w:color w:val="000000"/>
+          <w:sz w:val="24"/>
+          <w:szCs w:val="24"/>
+        </w:rPr>
+        <w:t>.  It protects the name and product from misrepresentation by setting strict standards on origin, variety, and production methods.  This strengthens the coffee’s identity and reputation both locally and internationally.</w:t>
       </w:r>
     </w:p>
     <w:p>
       <w:pPr>
-        <w:rPr>
-          <w:rFonts w:ascii="Arial" w:hAnsi="Arial" w:cs="Arial"/>
-          <w:sz w:val="22"/>
-          <w:szCs w:val="22"/>
-        </w:rPr>
-      </w:pPr>
-      <w:r>
-        <w:rPr>
-          <w:rFonts w:ascii="Arial" w:hAnsi="Arial" w:cs="Arial"/>
-          <w:sz w:val="22"/>
-          <w:szCs w:val="22"/>
-        </w:rPr>
-        <w:t></w:t>
-      </w:r>
-      <w:r>
-        <w:rPr>
-          <w:rFonts w:ascii="Arial" w:hAnsi="Arial" w:cs="Arial"/>
-          <w:sz w:val="22"/>
-          <w:szCs w:val="22"/>
-        </w:rPr>
-        <w:tab/>
-        <w:t xml:space="preserve">There was an attempt to plant the seeded or grafted mango trees from </w:t>
-      </w:r>
-      <w:proofErr w:type="spellStart"/>
-      <w:r>
-        <w:rPr>
-          <w:rFonts w:ascii="Arial" w:hAnsi="Arial" w:cs="Arial"/>
-          <w:sz w:val="22"/>
-          <w:szCs w:val="22"/>
-        </w:rPr>
-        <w:t>Guimaras</w:t>
-      </w:r>
-      <w:proofErr w:type="spellEnd"/>
-      <w:r>
-        <w:rPr>
-          <w:rFonts w:ascii="Arial" w:hAnsi="Arial" w:cs="Arial"/>
-          <w:sz w:val="22"/>
-          <w:szCs w:val="22"/>
-        </w:rPr>
-        <w:t xml:space="preserve"> in a mango plantation elsewhere in the Philippines, but it did not produce the same quality.</w:t>
+        <w:pStyle w:val="ListParagraph"/>
+        <w:spacing w:line="276" w:lineRule="auto"/>
+        <w:ind w:left="709"/>
+        <w:jc w:val="both"/>
+        <w:rPr>
+          <w:rFonts w:ascii="Arial" w:eastAsia="Arial" w:hAnsi="Arial" w:cs="Arial"/>
+          <w:bCs/>
+          <w:color w:val="000000"/>
+          <w:sz w:val="24"/>
+          <w:szCs w:val="24"/>
+        </w:rPr>
+      </w:pPr>
+      <w:r>
+        <w:rPr>
+          <w:rFonts w:ascii="Arial" w:eastAsia="Arial" w:hAnsi="Arial" w:cs="Arial"/>
+          <w:bCs/>
+          <w:color w:val="000000"/>
+          <w:sz w:val="24"/>
+          <w:szCs w:val="24"/>
+        </w:rPr>
+        <w:t xml:space="preserve"> </w:t>
       </w:r>
     </w:p>
     <w:p>
       <w:pPr>
-        <w:rPr>
-          <w:rFonts w:ascii="Arial" w:hAnsi="Arial" w:cs="Arial"/>
-          <w:sz w:val="22"/>
-          <w:szCs w:val="22"/>
-        </w:rPr>
-      </w:pPr>
-      <w:r>
-        <w:rPr>
-          <w:rFonts w:ascii="Arial" w:hAnsi="Arial" w:cs="Arial"/>
-          <w:sz w:val="22"/>
-          <w:szCs w:val="22"/>
-        </w:rPr>
-        <w:t></w:t>
-      </w:r>
-      <w:r>
-        <w:rPr>
-          <w:rFonts w:ascii="Arial" w:hAnsi="Arial" w:cs="Arial"/>
-          <w:sz w:val="22"/>
-          <w:szCs w:val="22"/>
-        </w:rPr>
-        <w:tab/>
-        <w:t>Television advertisement by Nestlé Philippines entitled Nestle Philippines TV Commercial: NESFRUTA "</w:t>
-      </w:r>
-      <w:proofErr w:type="spellStart"/>
-      <w:r>
-        <w:rPr>
-          <w:rFonts w:ascii="Arial" w:hAnsi="Arial" w:cs="Arial"/>
-          <w:sz w:val="22"/>
-          <w:szCs w:val="22"/>
-        </w:rPr>
-        <w:t>Amoyzing</w:t>
-      </w:r>
-      <w:proofErr w:type="spellEnd"/>
-      <w:r>
-        <w:rPr>
-          <w:rFonts w:ascii="Arial" w:hAnsi="Arial" w:cs="Arial"/>
-          <w:sz w:val="22"/>
-          <w:szCs w:val="22"/>
-        </w:rPr>
-        <w:t xml:space="preserve"> Master" published January 21, 2013 on national television where a child gets to blind taste a juice, and the child think it’s a mango from </w:t>
-      </w:r>
-      <w:proofErr w:type="spellStart"/>
-      <w:r>
-        <w:rPr>
-          <w:rFonts w:ascii="Arial" w:hAnsi="Arial" w:cs="Arial"/>
-          <w:sz w:val="22"/>
-          <w:szCs w:val="22"/>
-        </w:rPr>
-        <w:t>Guimaras</w:t>
-      </w:r>
-      <w:proofErr w:type="spellEnd"/>
-      <w:r>
-        <w:rPr>
-          <w:rFonts w:ascii="Arial" w:hAnsi="Arial" w:cs="Arial"/>
-          <w:sz w:val="22"/>
-          <w:szCs w:val="22"/>
-        </w:rPr>
-        <w:t xml:space="preserve"> while in fact it is only a juice. (See Annex 5 for the screenshot of Nestle </w:t>
-      </w:r>
-      <w:proofErr w:type="spellStart"/>
-      <w:r>
-        <w:rPr>
-          <w:rFonts w:ascii="Arial" w:hAnsi="Arial" w:cs="Arial"/>
-          <w:sz w:val="22"/>
-          <w:szCs w:val="22"/>
-        </w:rPr>
-        <w:t>Nesfruta</w:t>
-      </w:r>
-      <w:proofErr w:type="spellEnd"/>
-      <w:r>
-        <w:rPr>
-          <w:rFonts w:ascii="Arial" w:hAnsi="Arial" w:cs="Arial"/>
-          <w:sz w:val="22"/>
-          <w:szCs w:val="22"/>
-        </w:rPr>
-        <w:t xml:space="preserve"> advertisement.)</w:t>
+        <w:spacing w:line="276" w:lineRule="auto"/>
+        <w:jc w:val="both"/>
+        <w:rPr>
+          <w:rFonts w:ascii="Arial" w:eastAsia="Arial" w:hAnsi="Arial" w:cs="Arial"/>
+          <w:bCs/>
+          <w:i/>
+          <w:iCs/>
+          <w:color w:val="000000"/>
+          <w:sz w:val="24"/>
+          <w:szCs w:val="24"/>
+        </w:rPr>
+      </w:pPr>
+      <w:r>
+        <w:rPr>
+          <w:rFonts w:ascii="Arial" w:eastAsia="Arial" w:hAnsi="Arial" w:cs="Arial"/>
+          <w:bCs/>
+          <w:i/>
+          <w:iCs/>
+          <w:color w:val="000000"/>
+          <w:sz w:val="24"/>
+          <w:szCs w:val="24"/>
+        </w:rPr>
+        <w:t>2.</w:t>
+      </w:r>
+      <w:r>
+        <w:rPr>
+          <w:rFonts w:ascii="Arial" w:eastAsia="Arial" w:hAnsi="Arial" w:cs="Arial"/>
+          <w:b/>
+          <w:i/>
+          <w:iCs/>
+          <w:color w:val="000000"/>
+          <w:sz w:val="24"/>
+          <w:szCs w:val="24"/>
+        </w:rPr>
+        <w:t>Quality Assurance Indicator.</w:t>
+      </w:r>
+      <w:r>
+        <w:rPr>
+          <w:rFonts w:ascii="Arial" w:eastAsia="Arial" w:hAnsi="Arial" w:cs="Arial"/>
+          <w:bCs/>
+          <w:i/>
+          <w:iCs/>
+          <w:color w:val="000000"/>
+          <w:sz w:val="24"/>
+          <w:szCs w:val="24"/>
+        </w:rPr>
+        <w:t xml:space="preserve">  </w:t>
+      </w:r>
+      <w:r>
+        <w:rPr>
+          <w:rFonts w:ascii="Arial" w:eastAsia="Arial" w:hAnsi="Arial" w:cs="Arial"/>
+          <w:bCs/>
+          <w:color w:val="000000"/>
+          <w:sz w:val="24"/>
+          <w:szCs w:val="24"/>
+        </w:rPr>
+        <w:t xml:space="preserve">This Code places </w:t>
+      </w:r>
+      <w:proofErr w:type="spellStart"/>
+      <w:r>
+        <w:rPr>
+          <w:rFonts w:ascii="Arial" w:eastAsia="Arial" w:hAnsi="Arial" w:cs="Arial"/>
+          <w:bCs/>
+          <w:i/>
+          <w:iCs/>
+          <w:color w:val="000000"/>
+          <w:sz w:val="24"/>
+          <w:szCs w:val="24"/>
+        </w:rPr>
+        <w:t>kapeng</w:t>
+      </w:r>
+      <w:proofErr w:type="spellEnd"/>
+      <w:r>
+        <w:rPr>
+          <w:rFonts w:ascii="Arial" w:eastAsia="Arial" w:hAnsi="Arial" w:cs="Arial"/>
+          <w:bCs/>
+          <w:i/>
+          <w:iCs/>
+          <w:color w:val="000000"/>
+          <w:sz w:val="24"/>
+          <w:szCs w:val="24"/>
+        </w:rPr>
+        <w:t xml:space="preserve"> </w:t>
+      </w:r>
+      <w:proofErr w:type="spellStart"/>
+      <w:r>
+        <w:rPr>
+          <w:rFonts w:ascii="Arial" w:eastAsia="Arial" w:hAnsi="Arial" w:cs="Arial"/>
+          <w:bCs/>
+          <w:i/>
+          <w:iCs/>
+          <w:color w:val="000000"/>
+          <w:sz w:val="24"/>
+          <w:szCs w:val="24"/>
+        </w:rPr>
+        <w:t>barako</w:t>
+      </w:r>
+      <w:proofErr w:type="spellEnd"/>
+      <w:r>
+        <w:rPr>
+          <w:rFonts w:ascii="Arial" w:eastAsia="Arial" w:hAnsi="Arial" w:cs="Arial"/>
+          <w:bCs/>
+          <w:color w:val="000000"/>
+          <w:sz w:val="24"/>
+          <w:szCs w:val="24"/>
+        </w:rPr>
+        <w:t xml:space="preserve"> as a superior quality coffee by enforcing best practices from planting to post-harvest handling.  This reputation for high standards attracts conscious consumers and niche markets that value traceability and quality.</w:t>
       </w:r>
     </w:p>
     <w:p>
       <w:pPr>
-        <w:rPr>
-          <w:rFonts w:ascii="Arial" w:hAnsi="Arial" w:cs="Arial"/>
-          <w:sz w:val="22"/>
-          <w:szCs w:val="22"/>
-        </w:rPr>
-      </w:pPr>
-      <w:r>
-        <w:rPr>
-          <w:rFonts w:ascii="Arial" w:hAnsi="Arial" w:cs="Arial"/>
-          <w:sz w:val="22"/>
-          <w:szCs w:val="22"/>
-        </w:rPr>
-        <w:t></w:t>
-      </w:r>
-      <w:r>
-        <w:rPr>
-          <w:rFonts w:ascii="Arial" w:hAnsi="Arial" w:cs="Arial"/>
-          <w:sz w:val="22"/>
-          <w:szCs w:val="22"/>
-        </w:rPr>
-        <w:tab/>
-      </w:r>
-      <w:proofErr w:type="spellStart"/>
-      <w:r>
-        <w:rPr>
-          <w:rFonts w:ascii="Arial" w:hAnsi="Arial" w:cs="Arial"/>
-          <w:sz w:val="22"/>
-          <w:szCs w:val="22"/>
-        </w:rPr>
-        <w:t>Guimaras</w:t>
-      </w:r>
-      <w:proofErr w:type="spellEnd"/>
-      <w:r>
-        <w:rPr>
-          <w:rFonts w:ascii="Arial" w:hAnsi="Arial" w:cs="Arial"/>
-          <w:sz w:val="22"/>
-          <w:szCs w:val="22"/>
-        </w:rPr>
-        <w:t xml:space="preserve"> mango known as the best mango in the Philippines by most consumers. People have come to associate </w:t>
-      </w:r>
-      <w:proofErr w:type="spellStart"/>
-      <w:r>
-        <w:rPr>
-          <w:rFonts w:ascii="Arial" w:hAnsi="Arial" w:cs="Arial"/>
-          <w:sz w:val="22"/>
-          <w:szCs w:val="22"/>
-        </w:rPr>
-        <w:t>Guimaras</w:t>
-      </w:r>
-      <w:proofErr w:type="spellEnd"/>
-      <w:r>
-        <w:rPr>
-          <w:rFonts w:ascii="Arial" w:hAnsi="Arial" w:cs="Arial"/>
-          <w:sz w:val="22"/>
-          <w:szCs w:val="22"/>
-        </w:rPr>
-        <w:t xml:space="preserve"> with mangoes, the island’s most important agricultural crop and the country’s export champion (See Annex 6 for article of The Philippine Star).</w:t>
-      </w:r>
+        <w:pStyle w:val="ListParagraph"/>
+        <w:spacing w:line="276" w:lineRule="auto"/>
+        <w:rPr>
+          <w:rFonts w:ascii="Arial" w:eastAsia="Arial" w:hAnsi="Arial" w:cs="Arial"/>
+          <w:bCs/>
+          <w:color w:val="000000"/>
+          <w:sz w:val="24"/>
+          <w:szCs w:val="24"/>
+        </w:rPr>
+      </w:pPr>
     </w:p>
+    <w:p>
+      <w:pPr>
+        <w:spacing w:line="276" w:lineRule="auto"/>
+        <w:jc w:val="both"/>
+        <w:rPr>
+          <w:rFonts w:ascii="Arial" w:eastAsia="Arial" w:hAnsi="Arial" w:cs="Arial"/>
+          <w:bCs/>
+          <w:color w:val="000000"/>
+          <w:sz w:val="24"/>
+          <w:szCs w:val="24"/>
+        </w:rPr>
+      </w:pPr>
+      <w:r>
+        <w:rPr>
+          <w:rFonts w:ascii="Arial" w:eastAsia="Arial" w:hAnsi="Arial" w:cs="Arial"/>
+          <w:bCs/>
+          <w:i/>
+          <w:iCs/>
+          <w:color w:val="000000"/>
+          <w:sz w:val="24"/>
+          <w:szCs w:val="24"/>
+        </w:rPr>
+        <w:t>3.</w:t>
+      </w:r>
+      <w:r>
+        <w:rPr>
+          <w:rFonts w:ascii="Arial" w:eastAsia="Arial" w:hAnsi="Arial" w:cs="Arial"/>
+          <w:b/>
+          <w:i/>
+          <w:iCs/>
+          <w:color w:val="000000"/>
+          <w:sz w:val="24"/>
+          <w:szCs w:val="24"/>
+        </w:rPr>
+        <w:t>Model for sustainability and fair trade.</w:t>
+      </w:r>
+      <w:r>
+        <w:rPr>
+          <w:rFonts w:ascii="Arial" w:eastAsia="Arial" w:hAnsi="Arial" w:cs="Arial"/>
+          <w:bCs/>
+          <w:i/>
+          <w:iCs/>
+          <w:color w:val="000000"/>
+          <w:sz w:val="24"/>
+          <w:szCs w:val="24"/>
+        </w:rPr>
+        <w:t xml:space="preserve">  </w:t>
+      </w:r>
+      <w:r>
+        <w:rPr>
+          <w:rFonts w:ascii="Arial" w:eastAsia="Arial" w:hAnsi="Arial" w:cs="Arial"/>
+          <w:bCs/>
+          <w:color w:val="000000"/>
+          <w:sz w:val="24"/>
+          <w:szCs w:val="24"/>
+        </w:rPr>
+        <w:t xml:space="preserve">Getting the assurance that the coffee production of </w:t>
+      </w:r>
+      <w:proofErr w:type="spellStart"/>
+      <w:r>
+        <w:rPr>
+          <w:rFonts w:ascii="Arial" w:eastAsia="Arial" w:hAnsi="Arial" w:cs="Arial"/>
+          <w:bCs/>
+          <w:i/>
+          <w:iCs/>
+          <w:color w:val="000000"/>
+          <w:sz w:val="24"/>
+          <w:szCs w:val="24"/>
+        </w:rPr>
+        <w:t>kapeng</w:t>
+      </w:r>
+      <w:proofErr w:type="spellEnd"/>
+      <w:r>
+        <w:rPr>
+          <w:rFonts w:ascii="Arial" w:eastAsia="Arial" w:hAnsi="Arial" w:cs="Arial"/>
+          <w:bCs/>
+          <w:i/>
+          <w:iCs/>
+          <w:color w:val="000000"/>
+          <w:sz w:val="24"/>
+          <w:szCs w:val="24"/>
+        </w:rPr>
+        <w:t xml:space="preserve"> </w:t>
+      </w:r>
+      <w:proofErr w:type="spellStart"/>
+      <w:r>
+        <w:rPr>
+          <w:rFonts w:ascii="Arial" w:eastAsia="Arial" w:hAnsi="Arial" w:cs="Arial"/>
+          <w:bCs/>
+          <w:i/>
+          <w:iCs/>
+          <w:color w:val="000000"/>
+          <w:sz w:val="24"/>
+          <w:szCs w:val="24"/>
+        </w:rPr>
+        <w:t>barako</w:t>
+      </w:r>
+      <w:proofErr w:type="spellEnd"/>
+      <w:r>
+        <w:rPr>
+          <w:rFonts w:ascii="Arial" w:eastAsia="Arial" w:hAnsi="Arial" w:cs="Arial"/>
+          <w:bCs/>
+          <w:color w:val="000000"/>
+          <w:sz w:val="24"/>
+          <w:szCs w:val="24"/>
+        </w:rPr>
+        <w:t xml:space="preserve"> follows an environmentally responsible farming practices and fair-trade principles in this Code of Practices enhances its reputation as an avant-garde ethical framework.  It represents not just a product, but a sustainable livelihood for farmers and respect for the land.</w:t>
+      </w:r>
+    </w:p>
+    <w:p>
+      <w:pPr>
+        <w:spacing w:line="276" w:lineRule="auto"/>
+        <w:jc w:val="both"/>
+        <w:rPr>
+          <w:rFonts w:ascii="Arial" w:eastAsia="Arial" w:hAnsi="Arial" w:cs="Arial"/>
+          <w:bCs/>
+          <w:i/>
+          <w:iCs/>
+          <w:color w:val="000000"/>
+          <w:sz w:val="24"/>
+          <w:szCs w:val="24"/>
+        </w:rPr>
+      </w:pPr>
+    </w:p>
+    <w:p>
+      <w:pPr>
+        <w:spacing w:line="276" w:lineRule="auto"/>
+        <w:jc w:val="both"/>
+        <w:rPr>
+          <w:rFonts w:ascii="Arial" w:eastAsia="Arial" w:hAnsi="Arial" w:cs="Arial"/>
+          <w:bCs/>
+          <w:color w:val="000000"/>
+          <w:sz w:val="24"/>
+          <w:szCs w:val="24"/>
+        </w:rPr>
+      </w:pPr>
+      <w:r>
+        <w:rPr>
+          <w:rFonts w:ascii="Arial" w:eastAsia="Arial" w:hAnsi="Arial" w:cs="Arial"/>
+          <w:bCs/>
+          <w:i/>
+          <w:iCs/>
+          <w:color w:val="000000"/>
+          <w:sz w:val="24"/>
+          <w:szCs w:val="24"/>
+        </w:rPr>
+        <w:t>4.</w:t>
+      </w:r>
+      <w:r>
+        <w:rPr>
+          <w:rFonts w:ascii="Arial" w:eastAsia="Arial" w:hAnsi="Arial" w:cs="Arial"/>
+          <w:b/>
+          <w:i/>
+          <w:iCs/>
+          <w:color w:val="000000"/>
+          <w:sz w:val="24"/>
+          <w:szCs w:val="24"/>
+        </w:rPr>
+        <w:t>Instrument for Geographical Indication readiness.</w:t>
+      </w:r>
+      <w:r>
+        <w:rPr>
+          <w:rFonts w:ascii="Arial" w:eastAsia="Arial" w:hAnsi="Arial" w:cs="Arial"/>
+          <w:b/>
+          <w:color w:val="000000"/>
+          <w:sz w:val="24"/>
+          <w:szCs w:val="24"/>
+        </w:rPr>
+        <w:t xml:space="preserve">  </w:t>
+      </w:r>
+      <w:r>
+        <w:rPr>
+          <w:rFonts w:ascii="Arial" w:eastAsia="Arial" w:hAnsi="Arial" w:cs="Arial"/>
+          <w:bCs/>
+          <w:color w:val="000000"/>
+          <w:sz w:val="24"/>
+          <w:szCs w:val="24"/>
+        </w:rPr>
+        <w:t>The Code plays a foundational role in the application for Geographical Indication (GI) or other legal protection statuses.  Its existence shows that the Batangas coffee industry is organized, committed to standards, and ready for national or international recognition, thereby boosting its credibility.</w:t>
+      </w:r>
+    </w:p>
+    <w:p>
+      <w:pPr>
+        <w:pStyle w:val="ListParagraph"/>
+        <w:spacing w:line="276" w:lineRule="auto"/>
+        <w:rPr>
+          <w:rFonts w:ascii="Arial" w:eastAsia="Arial" w:hAnsi="Arial" w:cs="Arial"/>
+          <w:bCs/>
+          <w:color w:val="000000"/>
+          <w:sz w:val="24"/>
+          <w:szCs w:val="24"/>
+        </w:rPr>
+      </w:pPr>
+    </w:p>
+    <w:p>
+      <w:pPr>
+        <w:spacing w:line="276" w:lineRule="auto"/>
+        <w:jc w:val="both"/>
+        <w:rPr>
+          <w:rFonts w:ascii="Arial" w:eastAsia="Arial" w:hAnsi="Arial" w:cs="Arial"/>
+          <w:bCs/>
+          <w:color w:val="000000"/>
+          <w:sz w:val="24"/>
+          <w:szCs w:val="24"/>
+        </w:rPr>
+      </w:pPr>
+      <w:r>
+        <w:rPr>
+          <w:rFonts w:ascii="Arial" w:eastAsia="Arial" w:hAnsi="Arial" w:cs="Arial"/>
+          <w:bCs/>
+          <w:i/>
+          <w:iCs/>
+          <w:color w:val="000000"/>
+          <w:sz w:val="24"/>
+          <w:szCs w:val="24"/>
+        </w:rPr>
+        <w:t>5.</w:t>
+      </w:r>
+      <w:r>
+        <w:rPr>
+          <w:rFonts w:ascii="Arial" w:eastAsia="Arial" w:hAnsi="Arial" w:cs="Arial"/>
+          <w:b/>
+          <w:i/>
+          <w:iCs/>
+          <w:color w:val="000000"/>
+          <w:sz w:val="24"/>
+          <w:szCs w:val="24"/>
+        </w:rPr>
+        <w:t>Means for cultural and economic advocacy</w:t>
+      </w:r>
+      <w:r>
+        <w:rPr>
+          <w:rFonts w:ascii="Arial" w:eastAsia="Arial" w:hAnsi="Arial" w:cs="Arial"/>
+          <w:b/>
+          <w:color w:val="000000"/>
+          <w:sz w:val="24"/>
+          <w:szCs w:val="24"/>
+        </w:rPr>
+        <w:t>.</w:t>
+      </w:r>
+      <w:r>
+        <w:rPr>
+          <w:rFonts w:ascii="Arial" w:eastAsia="Arial" w:hAnsi="Arial" w:cs="Arial"/>
+          <w:bCs/>
+          <w:color w:val="000000"/>
+          <w:sz w:val="24"/>
+          <w:szCs w:val="24"/>
+        </w:rPr>
+        <w:t xml:space="preserve">  The Code is increasingly viewed as a way to revive and protect local agricultural heritage, especially as </w:t>
+      </w:r>
+      <w:proofErr w:type="spellStart"/>
+      <w:r>
+        <w:rPr>
+          <w:rFonts w:ascii="Arial" w:eastAsia="Arial" w:hAnsi="Arial" w:cs="Arial"/>
+          <w:bCs/>
+          <w:i/>
+          <w:iCs/>
+          <w:color w:val="000000"/>
+          <w:sz w:val="24"/>
+          <w:szCs w:val="24"/>
+        </w:rPr>
+        <w:t>kapeng</w:t>
+      </w:r>
+      <w:proofErr w:type="spellEnd"/>
+      <w:r>
+        <w:rPr>
+          <w:rFonts w:ascii="Arial" w:eastAsia="Arial" w:hAnsi="Arial" w:cs="Arial"/>
+          <w:bCs/>
+          <w:i/>
+          <w:iCs/>
+          <w:color w:val="000000"/>
+          <w:sz w:val="24"/>
+          <w:szCs w:val="24"/>
+        </w:rPr>
+        <w:t xml:space="preserve"> </w:t>
+      </w:r>
+      <w:proofErr w:type="spellStart"/>
+      <w:r>
+        <w:rPr>
+          <w:rFonts w:ascii="Arial" w:eastAsia="Arial" w:hAnsi="Arial" w:cs="Arial"/>
+          <w:bCs/>
+          <w:i/>
+          <w:iCs/>
+          <w:color w:val="000000"/>
+          <w:sz w:val="24"/>
+          <w:szCs w:val="24"/>
+        </w:rPr>
+        <w:t>barako</w:t>
+      </w:r>
+      <w:proofErr w:type="spellEnd"/>
+      <w:r>
+        <w:rPr>
+          <w:rFonts w:ascii="Arial" w:eastAsia="Arial" w:hAnsi="Arial" w:cs="Arial"/>
+          <w:bCs/>
+          <w:color w:val="000000"/>
+          <w:sz w:val="24"/>
+          <w:szCs w:val="24"/>
+        </w:rPr>
+        <w:t xml:space="preserve"> faces threats from market neglect and foreign varieties.  It shows the coffee community’s practical efforts to sustain its importance in modern markets.</w:t>
+      </w:r>
+    </w:p>
+    <w:p>
+      <w:pPr>
+        <w:spacing w:line="276" w:lineRule="auto"/>
+        <w:jc w:val="both"/>
+        <w:rPr>
+          <w:rFonts w:ascii="Arial" w:eastAsia="Arial" w:hAnsi="Arial" w:cs="Arial"/>
+          <w:bCs/>
+          <w:color w:val="000000"/>
+          <w:sz w:val="24"/>
+          <w:szCs w:val="24"/>
+        </w:rPr>
+      </w:pPr>
+    </w:p>
+    <w:p>
+      <w:pPr>
+        <w:spacing w:line="276" w:lineRule="auto"/>
+        <w:ind w:firstLine="709"/>
+        <w:jc w:val="both"/>
+        <w:rPr>
+          <w:rFonts w:ascii="Arial" w:eastAsia="Arial" w:hAnsi="Arial" w:cs="Arial"/>
+          <w:bCs/>
+          <w:color w:val="000000"/>
+          <w:sz w:val="24"/>
+          <w:szCs w:val="24"/>
+        </w:rPr>
+      </w:pPr>
+      <w:r>
+        <w:rPr>
+          <w:rFonts w:ascii="Arial" w:eastAsia="Arial" w:hAnsi="Arial" w:cs="Arial"/>
+          <w:bCs/>
+          <w:color w:val="000000"/>
+          <w:sz w:val="24"/>
+          <w:szCs w:val="24"/>
+        </w:rPr>
+        <w:t xml:space="preserve">The reputation of the Code of Practice for </w:t>
+      </w:r>
+      <w:proofErr w:type="spellStart"/>
+      <w:r>
+        <w:rPr>
+          <w:rFonts w:ascii="Arial" w:eastAsia="Arial" w:hAnsi="Arial" w:cs="Arial"/>
+          <w:bCs/>
+          <w:color w:val="000000"/>
+          <w:sz w:val="24"/>
+          <w:szCs w:val="24"/>
+        </w:rPr>
+        <w:t>Kapeng</w:t>
+      </w:r>
+      <w:proofErr w:type="spellEnd"/>
+      <w:r>
+        <w:rPr>
+          <w:rFonts w:ascii="Arial" w:eastAsia="Arial" w:hAnsi="Arial" w:cs="Arial"/>
+          <w:bCs/>
+          <w:color w:val="000000"/>
+          <w:sz w:val="24"/>
+          <w:szCs w:val="24"/>
+        </w:rPr>
+        <w:t xml:space="preserve"> Barako is a trusted, credible, and culturally rooted framework for protecting and promoting the most iconic coffee variety of the Philippines.  It embodies a commitment to excellence, authenticity, and sustainable development, making it a critical took in elevating the status of Batangas coffee both locally and globally.</w:t>
+      </w:r>
+    </w:p>
+    <w:p>
+      <w:pPr>
+        <w:spacing w:line="276" w:lineRule="auto"/>
+        <w:jc w:val="both"/>
+        <w:rPr>
+          <w:rFonts w:ascii="Arial" w:eastAsia="Arial" w:hAnsi="Arial" w:cs="Arial"/>
+          <w:bCs/>
+          <w:color w:val="000000"/>
+          <w:sz w:val="24"/>
+          <w:szCs w:val="24"/>
+        </w:rPr>
+      </w:pPr>
+    </w:p>
+    <w:p/>
     <w:sectPr>
       <w:pgSz w:w="12240" w:h="15840"/>
       <w:pgMar w:top="1440" w:right="1440" w:bottom="1440" w:left="1440" w:header="708" w:footer="708" w:gutter="0"/>
@@ -904,6 +2658,100 @@
     </w:sectPr>
   </w:body>
 </w:document>
+</file>
+
+<file path=word/numbering.xml><?xml version="1.0" encoding="utf-8"?>
+<w:numbering xmlns:wpc="http://schemas.microsoft.com/office/word/2010/wordprocessingCanvas" xmlns:cx="http://schemas.microsoft.com/office/drawing/2014/chartex" xmlns:cx1="http://schemas.microsoft.com/office/drawing/2015/9/8/chartex" xmlns:cx2="http://schemas.microsoft.com/office/drawing/2015/10/21/chartex" xmlns:cx3="http://schemas.microsoft.com/office/drawing/2016/5/9/chartex" xmlns:cx4="http://schemas.microsoft.com/office/drawing/2016/5/10/chartex" xmlns:cx5="http://schemas.microsoft.com/office/drawing/2016/5/11/chartex" xmlns:cx6="http://schemas.microsoft.com/office/drawing/2016/5/12/chartex" xmlns:cx7="http://schemas.microsoft.com/office/drawing/2016/5/13/chartex" xmlns:cx8="http://schemas.microsoft.com/office/drawing/2016/5/14/chartex" xmlns:mc="http://schemas.openxmlformats.org/markup-compatibility/2006" xmlns:aink="http://schemas.microsoft.com/office/drawing/2016/ink" xmlns:am3d="http://schemas.microsoft.com/office/drawing/2017/model3d" xmlns:o="urn:schemas-microsoft-com:office:office" xmlns:oel="http://schemas.microsoft.com/office/2019/extlst" xmlns:r="http://schemas.openxmlformats.org/officeDocument/2006/relationships" xmlns:m="http://schemas.openxmlformats.org/officeDocument/2006/math" xmlns:v="urn:schemas-microsoft-com:vml" xmlns:wp14="http://schemas.microsoft.com/office/word/2010/wordprocessingDrawing" xmlns:wp="http://schemas.openxmlformats.org/drawingml/2006/wordprocessingDrawing" xmlns:w10="urn:schemas-microsoft-com:office:word" xmlns:w="http://schemas.openxmlformats.org/wordprocessingml/2006/main" xmlns:w14="http://schemas.microsoft.com/office/word/2010/wordml" xmlns:w15="http://schemas.microsoft.com/office/word/2012/wordml" xmlns:w16cex="http://schemas.microsoft.com/office/word/2018/wordml/cex" xmlns:w16cid="http://schemas.microsoft.com/office/word/2016/wordml/cid" xmlns:w16="http://schemas.microsoft.com/office/word/2018/wordml" xmlns:w16du="http://schemas.microsoft.com/office/word/2023/wordml/word16du" xmlns:w16sdtdh="http://schemas.microsoft.com/office/word/2020/wordml/sdtdatahash" xmlns:w16sdtfl="http://schemas.microsoft.com/office/word/2024/wordml/sdtformatlock" xmlns:w16se="http://schemas.microsoft.com/office/word/2015/wordml/symex" xmlns:wpg="http://schemas.microsoft.com/office/word/2010/wordprocessingGroup" xmlns:wpi="http://schemas.microsoft.com/office/word/2010/wordprocessingInk" xmlns:wne="http://schemas.microsoft.com/office/word/2006/wordml" xmlns:wps="http://schemas.microsoft.com/office/word/2010/wordprocessingShape" mc:Ignorable="w14 w15 w16se w16cid w16 w16cex w16sdtdh w16sdtfl w16du wp14">
+  <w:abstractNum w:abstractNumId="0" w15:restartNumberingAfterBreak="0">
+    <w:nsid w:val="7CA225DD"/>
+    <w:multiLevelType w:val="multilevel"/>
+    <w:tmpl w:val="96CEC42C"/>
+    <w:lvl w:ilvl="0">
+      <w:start w:val="1"/>
+      <w:numFmt w:val="upperRoman"/>
+      <w:lvlText w:val="%1."/>
+      <w:lvlJc w:val="left"/>
+      <w:pPr>
+        <w:ind w:left="1080" w:hanging="720"/>
+      </w:pPr>
+    </w:lvl>
+    <w:lvl w:ilvl="1">
+      <w:start w:val="1"/>
+      <w:numFmt w:val="lowerLetter"/>
+      <w:lvlText w:val="%2."/>
+      <w:lvlJc w:val="left"/>
+      <w:pPr>
+        <w:ind w:left="1440" w:hanging="360"/>
+      </w:pPr>
+    </w:lvl>
+    <w:lvl w:ilvl="2">
+      <w:start w:val="1"/>
+      <w:numFmt w:val="lowerRoman"/>
+      <w:lvlText w:val="%3."/>
+      <w:lvlJc w:val="right"/>
+      <w:pPr>
+        <w:ind w:left="2160" w:hanging="180"/>
+      </w:pPr>
+    </w:lvl>
+    <w:lvl w:ilvl="3">
+      <w:start w:val="1"/>
+      <w:numFmt w:val="decimal"/>
+      <w:lvlText w:val="%4."/>
+      <w:lvlJc w:val="left"/>
+      <w:pPr>
+        <w:ind w:left="2880" w:hanging="360"/>
+      </w:pPr>
+    </w:lvl>
+    <w:lvl w:ilvl="4">
+      <w:start w:val="1"/>
+      <w:numFmt w:val="lowerLetter"/>
+      <w:lvlText w:val="%5."/>
+      <w:lvlJc w:val="left"/>
+      <w:pPr>
+        <w:ind w:left="3600" w:hanging="360"/>
+      </w:pPr>
+    </w:lvl>
+    <w:lvl w:ilvl="5">
+      <w:start w:val="1"/>
+      <w:numFmt w:val="lowerRoman"/>
+      <w:lvlText w:val="%6."/>
+      <w:lvlJc w:val="right"/>
+      <w:pPr>
+        <w:ind w:left="4320" w:hanging="180"/>
+      </w:pPr>
+    </w:lvl>
+    <w:lvl w:ilvl="6">
+      <w:start w:val="1"/>
+      <w:numFmt w:val="decimal"/>
+      <w:lvlText w:val="%7."/>
+      <w:lvlJc w:val="left"/>
+      <w:pPr>
+        <w:ind w:left="5040" w:hanging="360"/>
+      </w:pPr>
+    </w:lvl>
+    <w:lvl w:ilvl="7">
+      <w:start w:val="1"/>
+      <w:numFmt w:val="lowerLetter"/>
+      <w:lvlText w:val="%8."/>
+      <w:lvlJc w:val="left"/>
+      <w:pPr>
+        <w:ind w:left="5760" w:hanging="360"/>
+      </w:pPr>
+    </w:lvl>
+    <w:lvl w:ilvl="8">
+      <w:start w:val="1"/>
+      <w:numFmt w:val="lowerRoman"/>
+      <w:lvlText w:val="%9."/>
+      <w:lvlJc w:val="right"/>
+      <w:pPr>
+        <w:ind w:left="6480" w:hanging="180"/>
+      </w:pPr>
+    </w:lvl>
+  </w:abstractNum>
+  <w:num w:numId="1" w16cid:durableId="2005039049">
+    <w:abstractNumId w:val="0"/>
+  </w:num>
+</w:numbering>
 </file>
 
 <file path=word/styles.xml><?xml version="1.0" encoding="utf-8"?>
@@ -1306,6 +3154,18 @@
   <w:style w:type="paragraph" w:default="1" w:styleId="Normal">
     <w:name w:val="Normal"/>
     <w:qFormat/>
+    <w:rsid w:val="00D357B9"/>
+    <w:pPr>
+      <w:spacing w:line="259" w:lineRule="auto"/>
+    </w:pPr>
+    <w:rPr>
+      <w:rFonts w:ascii="Calibri" w:eastAsia="Calibri" w:hAnsi="Calibri" w:cs="Calibri"/>
+      <w:kern w:val="0"/>
+      <w:sz w:val="22"/>
+      <w:szCs w:val="22"/>
+      <w:lang w:eastAsia="en-PH"/>
+      <w14:ligatures w14:val="none"/>
+    </w:rPr>
   </w:style>
   <w:style w:type="paragraph" w:styleId="Heading1">
     <w:name w:val="heading 1"/>
@@ -1314,7 +3174,7 @@
     <w:link w:val="Heading1Char"/>
     <w:uiPriority w:val="9"/>
     <w:qFormat/>
-    <w:rsid w:val="004D56D8"/>
+    <w:rsid w:val="00D357B9"/>
     <w:pPr>
       <w:keepNext/>
       <w:keepLines/>
@@ -1334,10 +3194,9 @@
     <w:next w:val="Normal"/>
     <w:link w:val="Heading2Char"/>
     <w:uiPriority w:val="9"/>
-    <w:semiHidden/>
     <w:unhideWhenUsed/>
     <w:qFormat/>
-    <w:rsid w:val="004D56D8"/>
+    <w:rsid w:val="00D357B9"/>
     <w:pPr>
       <w:keepNext/>
       <w:keepLines/>
@@ -1360,7 +3219,7 @@
     <w:semiHidden/>
     <w:unhideWhenUsed/>
     <w:qFormat/>
-    <w:rsid w:val="004D56D8"/>
+    <w:rsid w:val="00D357B9"/>
     <w:pPr>
       <w:keepNext/>
       <w:keepLines/>
@@ -1383,7 +3242,7 @@
     <w:semiHidden/>
     <w:unhideWhenUsed/>
     <w:qFormat/>
-    <w:rsid w:val="004D56D8"/>
+    <w:rsid w:val="00D357B9"/>
     <w:pPr>
       <w:keepNext/>
       <w:keepLines/>
@@ -1406,7 +3265,7 @@
     <w:semiHidden/>
     <w:unhideWhenUsed/>
     <w:qFormat/>
-    <w:rsid w:val="004D56D8"/>
+    <w:rsid w:val="00D357B9"/>
     <w:pPr>
       <w:keepNext/>
       <w:keepLines/>
@@ -1427,7 +3286,7 @@
     <w:semiHidden/>
     <w:unhideWhenUsed/>
     <w:qFormat/>
-    <w:rsid w:val="004D56D8"/>
+    <w:rsid w:val="00D357B9"/>
     <w:pPr>
       <w:keepNext/>
       <w:keepLines/>
@@ -1450,7 +3309,7 @@
     <w:semiHidden/>
     <w:unhideWhenUsed/>
     <w:qFormat/>
-    <w:rsid w:val="004D56D8"/>
+    <w:rsid w:val="00D357B9"/>
     <w:pPr>
       <w:keepNext/>
       <w:keepLines/>
@@ -1471,7 +3330,7 @@
     <w:semiHidden/>
     <w:unhideWhenUsed/>
     <w:qFormat/>
-    <w:rsid w:val="004D56D8"/>
+    <w:rsid w:val="00D357B9"/>
     <w:pPr>
       <w:keepNext/>
       <w:keepLines/>
@@ -1494,7 +3353,7 @@
     <w:semiHidden/>
     <w:unhideWhenUsed/>
     <w:qFormat/>
-    <w:rsid w:val="004D56D8"/>
+    <w:rsid w:val="00D357B9"/>
     <w:pPr>
       <w:keepNext/>
       <w:keepLines/>
@@ -1538,7 +3397,7 @@
     <w:basedOn w:val="DefaultParagraphFont"/>
     <w:link w:val="Heading1"/>
     <w:uiPriority w:val="9"/>
-    <w:rsid w:val="004D56D8"/>
+    <w:rsid w:val="00D357B9"/>
     <w:rPr>
       <w:rFonts w:asciiTheme="majorHAnsi" w:eastAsiaTheme="majorEastAsia" w:hAnsiTheme="majorHAnsi" w:cstheme="majorBidi"/>
       <w:color w:val="0F4761" w:themeColor="accent1" w:themeShade="BF"/>
@@ -1552,7 +3411,7 @@
     <w:link w:val="Heading2"/>
     <w:uiPriority w:val="9"/>
     <w:semiHidden/>
-    <w:rsid w:val="004D56D8"/>
+    <w:rsid w:val="00D357B9"/>
     <w:rPr>
       <w:rFonts w:asciiTheme="majorHAnsi" w:eastAsiaTheme="majorEastAsia" w:hAnsiTheme="majorHAnsi" w:cstheme="majorBidi"/>
       <w:color w:val="0F4761" w:themeColor="accent1" w:themeShade="BF"/>
@@ -1566,7 +3425,7 @@
     <w:link w:val="Heading3"/>
     <w:uiPriority w:val="9"/>
     <w:semiHidden/>
-    <w:rsid w:val="004D56D8"/>
+    <w:rsid w:val="00D357B9"/>
     <w:rPr>
       <w:rFonts w:eastAsiaTheme="majorEastAsia" w:cstheme="majorBidi"/>
       <w:color w:val="0F4761" w:themeColor="accent1" w:themeShade="BF"/>
@@ -1580,7 +3439,7 @@
     <w:link w:val="Heading4"/>
     <w:uiPriority w:val="9"/>
     <w:semiHidden/>
-    <w:rsid w:val="004D56D8"/>
+    <w:rsid w:val="00D357B9"/>
     <w:rPr>
       <w:rFonts w:eastAsiaTheme="majorEastAsia" w:cstheme="majorBidi"/>
       <w:i/>
@@ -1594,7 +3453,7 @@
     <w:link w:val="Heading5"/>
     <w:uiPriority w:val="9"/>
     <w:semiHidden/>
-    <w:rsid w:val="004D56D8"/>
+    <w:rsid w:val="00D357B9"/>
     <w:rPr>
       <w:rFonts w:eastAsiaTheme="majorEastAsia" w:cstheme="majorBidi"/>
       <w:color w:val="0F4761" w:themeColor="accent1" w:themeShade="BF"/>
@@ -1606,7 +3465,7 @@
     <w:link w:val="Heading6"/>
     <w:uiPriority w:val="9"/>
     <w:semiHidden/>
-    <w:rsid w:val="004D56D8"/>
+    <w:rsid w:val="00D357B9"/>
     <w:rPr>
       <w:rFonts w:eastAsiaTheme="majorEastAsia" w:cstheme="majorBidi"/>
       <w:i/>
@@ -1620,7 +3479,7 @@
     <w:link w:val="Heading7"/>
     <w:uiPriority w:val="9"/>
     <w:semiHidden/>
-    <w:rsid w:val="004D56D8"/>
+    <w:rsid w:val="00D357B9"/>
     <w:rPr>
       <w:rFonts w:eastAsiaTheme="majorEastAsia" w:cstheme="majorBidi"/>
       <w:color w:val="595959" w:themeColor="text1" w:themeTint="A6"/>
@@ -1632,7 +3491,7 @@
     <w:link w:val="Heading8"/>
     <w:uiPriority w:val="9"/>
     <w:semiHidden/>
-    <w:rsid w:val="004D56D8"/>
+    <w:rsid w:val="00D357B9"/>
     <w:rPr>
       <w:rFonts w:eastAsiaTheme="majorEastAsia" w:cstheme="majorBidi"/>
       <w:i/>
@@ -1646,7 +3505,7 @@
     <w:link w:val="Heading9"/>
     <w:uiPriority w:val="9"/>
     <w:semiHidden/>
-    <w:rsid w:val="004D56D8"/>
+    <w:rsid w:val="00D357B9"/>
     <w:rPr>
       <w:rFonts w:eastAsiaTheme="majorEastAsia" w:cstheme="majorBidi"/>
       <w:color w:val="272727" w:themeColor="text1" w:themeTint="D8"/>
@@ -1659,7 +3518,7 @@
     <w:link w:val="TitleChar"/>
     <w:uiPriority w:val="10"/>
     <w:qFormat/>
-    <w:rsid w:val="004D56D8"/>
+    <w:rsid w:val="00D357B9"/>
     <w:pPr>
       <w:spacing w:after="80" w:line="240" w:lineRule="auto"/>
       <w:contextualSpacing/>
@@ -1677,7 +3536,7 @@
     <w:basedOn w:val="DefaultParagraphFont"/>
     <w:link w:val="Title"/>
     <w:uiPriority w:val="10"/>
-    <w:rsid w:val="004D56D8"/>
+    <w:rsid w:val="00D357B9"/>
     <w:rPr>
       <w:rFonts w:asciiTheme="majorHAnsi" w:eastAsiaTheme="majorEastAsia" w:hAnsiTheme="majorHAnsi" w:cstheme="majorBidi"/>
       <w:spacing w:val="-10"/>
@@ -1693,7 +3552,7 @@
     <w:link w:val="SubtitleChar"/>
     <w:uiPriority w:val="11"/>
     <w:qFormat/>
-    <w:rsid w:val="004D56D8"/>
+    <w:rsid w:val="00D357B9"/>
     <w:pPr>
       <w:numPr>
         <w:ilvl w:val="1"/>
@@ -1712,7 +3571,7 @@
     <w:basedOn w:val="DefaultParagraphFont"/>
     <w:link w:val="Subtitle"/>
     <w:uiPriority w:val="11"/>
-    <w:rsid w:val="004D56D8"/>
+    <w:rsid w:val="00D357B9"/>
     <w:rPr>
       <w:rFonts w:eastAsiaTheme="majorEastAsia" w:cstheme="majorBidi"/>
       <w:color w:val="595959" w:themeColor="text1" w:themeTint="A6"/>
@@ -1728,7 +3587,7 @@
     <w:link w:val="QuoteChar"/>
     <w:uiPriority w:val="29"/>
     <w:qFormat/>
-    <w:rsid w:val="004D56D8"/>
+    <w:rsid w:val="00D357B9"/>
     <w:pPr>
       <w:spacing w:before="160"/>
       <w:jc w:val="center"/>
@@ -1744,7 +3603,7 @@
     <w:basedOn w:val="DefaultParagraphFont"/>
     <w:link w:val="Quote"/>
     <w:uiPriority w:val="29"/>
-    <w:rsid w:val="004D56D8"/>
+    <w:rsid w:val="00D357B9"/>
     <w:rPr>
       <w:i/>
       <w:iCs/>
@@ -1756,7 +3615,7 @@
     <w:basedOn w:val="Normal"/>
     <w:uiPriority w:val="34"/>
     <w:qFormat/>
-    <w:rsid w:val="004D56D8"/>
+    <w:rsid w:val="00D357B9"/>
     <w:pPr>
       <w:ind w:left="720"/>
       <w:contextualSpacing/>
@@ -1767,7 +3626,7 @@
     <w:basedOn w:val="DefaultParagraphFont"/>
     <w:uiPriority w:val="21"/>
     <w:qFormat/>
-    <w:rsid w:val="004D56D8"/>
+    <w:rsid w:val="00D357B9"/>
     <w:rPr>
       <w:i/>
       <w:iCs/>
@@ -1781,7 +3640,7 @@
     <w:link w:val="IntenseQuoteChar"/>
     <w:uiPriority w:val="30"/>
     <w:qFormat/>
-    <w:rsid w:val="004D56D8"/>
+    <w:rsid w:val="00D357B9"/>
     <w:pPr>
       <w:pBdr>
         <w:top w:val="single" w:sz="4" w:space="10" w:color="0F4761" w:themeColor="accent1" w:themeShade="BF"/>
@@ -1802,7 +3661,7 @@
     <w:basedOn w:val="DefaultParagraphFont"/>
     <w:link w:val="IntenseQuote"/>
     <w:uiPriority w:val="30"/>
-    <w:rsid w:val="004D56D8"/>
+    <w:rsid w:val="00D357B9"/>
     <w:rPr>
       <w:i/>
       <w:iCs/>
@@ -1814,7 +3673,7 @@
     <w:basedOn w:val="DefaultParagraphFont"/>
     <w:uiPriority w:val="32"/>
     <w:qFormat/>
-    <w:rsid w:val="004D56D8"/>
+    <w:rsid w:val="00D357B9"/>
     <w:rPr>
       <w:b/>
       <w:bCs/>
